--- a/Documentation.html.docx
+++ b/Documentation.html.docx
@@ -593,8 +593,17 @@
           <w:shd w:val="clear" w:color="auto" w:fill="FFFFFF"/>
           <w:lang w:val="en-GB"/>
         </w:rPr>
-        <w:t xml:space="preserve">          mobile phones frequently.</w:t>
-      </w:r>
+        <w:t xml:space="preserve">          mobile phones </w:t>
+      </w:r>
+      <w:proofErr w:type="gramStart"/>
+      <w:r>
+        <w:rPr>
+          <w:shd w:val="clear" w:color="auto" w:fill="FFFFFF"/>
+          <w:lang w:val="en-GB"/>
+        </w:rPr>
+        <w:t>frequently.</w:t>
+      </w:r>
+      <w:proofErr w:type="gramEnd"/>
     </w:p>
     <w:p>
       <w:pPr>
@@ -701,14 +710,12 @@
         </w:rPr>
         <w:t xml:space="preserve">Basic to </w:t>
       </w:r>
-      <w:proofErr w:type="spellStart"/>
-      <w:r>
-        <w:rPr>
-          <w:lang w:val="en-GB"/>
-        </w:rPr>
-        <w:t>intermidiate</w:t>
-      </w:r>
-      <w:proofErr w:type="spellEnd"/>
+      <w:r>
+        <w:rPr>
+          <w:lang w:val="en-GB"/>
+        </w:rPr>
+        <w:t>intermediate</w:t>
+      </w:r>
     </w:p>
     <w:p>
       <w:pPr>
@@ -798,6 +805,7 @@
         </w:rPr>
         <w:t xml:space="preserve"> Individuals needing “move-in/move-</w:t>
       </w:r>
+      <w:proofErr w:type="gramStart"/>
       <w:r>
         <w:rPr>
           <w:lang w:val="en-GB"/>
@@ -808,7 +816,14 @@
         <w:rPr>
           <w:lang w:val="en-GB"/>
         </w:rPr>
-        <w:t xml:space="preserve">      Online booking</w:t>
+        <w:t xml:space="preserve"> </w:t>
+      </w:r>
+      <w:proofErr w:type="gramEnd"/>
+      <w:r>
+        <w:rPr>
+          <w:lang w:val="en-GB"/>
+        </w:rPr>
+        <w:t xml:space="preserve">     Online booking</w:t>
       </w:r>
       <w:r>
         <w:rPr>
@@ -932,7 +947,14 @@
         <w:rPr>
           <w:lang w:val="en-GB"/>
         </w:rPr>
-        <w:t xml:space="preserve">Small Offices </w:t>
+        <w:t xml:space="preserve">Small </w:t>
+      </w:r>
+      <w:proofErr w:type="gramStart"/>
+      <w:r>
+        <w:rPr>
+          <w:lang w:val="en-GB"/>
+        </w:rPr>
+        <w:t xml:space="preserve">Offices </w:t>
       </w:r>
       <w:r>
         <w:rPr>
@@ -940,6 +962,7 @@
         </w:rPr>
         <w:t>:</w:t>
       </w:r>
+      <w:proofErr w:type="gramEnd"/>
       <w:r>
         <w:rPr>
           <w:lang w:val="en-GB"/>
@@ -1364,7 +1387,7 @@
         <w:rPr>
           <w:lang w:val="en-GB"/>
         </w:rPr>
-        <w:t>3. Services (residential cleaning, commercial cleaning, deep cleaning, post-              construction, move-in/move-out, carpet and upholstery)</w:t>
+        <w:t>3. Services (residential cleaning, commercial cleaning, deep cleaning, post-construction, move-in/move-out, carpet and upholstery)</w:t>
       </w:r>
     </w:p>
     <w:p>
@@ -1390,7 +1413,43 @@
         <w:rPr>
           <w:lang w:val="en-GB"/>
         </w:rPr>
-        <w:t>5.Contact (</w:t>
+        <w:t xml:space="preserve">5.Contact </w:t>
+      </w:r>
+      <w:r>
+        <w:rPr>
+          <w:lang w:val="en-GB"/>
+        </w:rPr>
+        <w:t>(phone</w:t>
+      </w:r>
+      <w:r>
+        <w:rPr>
+          <w:lang w:val="en-GB"/>
+        </w:rPr>
+        <w:t xml:space="preserve"> </w:t>
+      </w:r>
+      <w:r>
+        <w:rPr>
+          <w:lang w:val="en-GB"/>
+        </w:rPr>
+        <w:t>number, email</w:t>
+      </w:r>
+      <w:r>
+        <w:rPr>
+          <w:lang w:val="en-GB"/>
+        </w:rPr>
+        <w:t xml:space="preserve"> address, </w:t>
+      </w:r>
+      <w:r>
+        <w:rPr>
+          <w:lang w:val="en-GB"/>
+        </w:rPr>
+        <w:t>location, business hours,</w:t>
+      </w:r>
+      <w:r>
+        <w:rPr>
+          <w:lang w:val="en-GB"/>
+        </w:rPr>
+        <w:t xml:space="preserve"> get in touch, book us, find us)</w:t>
       </w:r>
     </w:p>
     <w:p>

--- a/Documentation.html.docx
+++ b/Documentation.html.docx
@@ -463,159 +463,995 @@
       <w:pPr>
         <w:pStyle w:val="Subtitle"/>
         <w:rPr>
-          <w:rStyle w:val="Strong"/>
-          <w:lang w:val="en-GB"/>
-        </w:rPr>
-      </w:pPr>
-      <w:r>
-        <w:rPr>
           <w:rStyle w:val="SubtitleChar"/>
           <w:lang w:val="en-GB"/>
         </w:rPr>
-        <w:t xml:space="preserve">                                   </w:t>
-      </w:r>
-      <w:r>
-        <w:rPr>
-          <w:rStyle w:val="Strong"/>
-          <w:lang w:val="en-GB"/>
-        </w:rPr>
-        <w:t>Demographics</w:t>
-      </w:r>
+      </w:pPr>
       <w:r>
         <w:rPr>
           <w:rStyle w:val="SubtitleChar"/>
           <w:lang w:val="en-GB"/>
         </w:rPr>
-        <w:t xml:space="preserve">                      </w:t>
-      </w:r>
-      <w:r>
-        <w:rPr>
-          <w:rStyle w:val="Strong"/>
-          <w:lang w:val="en-GB"/>
-        </w:rPr>
-        <w:t>Technical Amplitude</w:t>
-      </w:r>
-    </w:p>
-    <w:p>
-      <w:pPr>
-        <w:rPr>
-          <w:shd w:val="clear" w:color="auto" w:fill="FFFFFF"/>
-          <w:lang w:val="en-GB"/>
-        </w:rPr>
-      </w:pPr>
+        <w:t xml:space="preserve">            </w:t>
+      </w:r>
       <w:r>
         <w:rPr>
           <w:rStyle w:val="SubtitleChar"/>
           <w:lang w:val="en-GB"/>
         </w:rPr>
-        <w:t>Busy Professionals</w:t>
+        <w:t xml:space="preserve">                                    </w:t>
       </w:r>
       <w:r>
         <w:rPr>
           <w:rStyle w:val="SubtitleChar"/>
           <w:lang w:val="en-GB"/>
         </w:rPr>
-        <w:t>:</w:t>
-      </w:r>
-      <w:r>
-        <w:rPr>
-          <w:rStyle w:val="SubtitleChar"/>
-          <w:lang w:val="en-GB"/>
-        </w:rPr>
-        <w:t xml:space="preserve">  High</w:t>
-      </w:r>
-      <w:r>
-        <w:rPr>
-          <w:shd w:val="clear" w:color="auto" w:fill="FFFFFF"/>
-          <w:lang w:val="en-GB"/>
-        </w:rPr>
-        <w:t xml:space="preserve"> income individuals</w:t>
-      </w:r>
-      <w:r>
-        <w:rPr>
-          <w:shd w:val="clear" w:color="auto" w:fill="FFFFFF"/>
-          <w:lang w:val="en-GB"/>
-        </w:rPr>
-        <w:t xml:space="preserve">                 Online </w:t>
-      </w:r>
-      <w:r>
-        <w:rPr>
-          <w:shd w:val="clear" w:color="auto" w:fill="FFFFFF"/>
-          <w:lang w:val="en-GB"/>
-        </w:rPr>
-        <w:t xml:space="preserve">booking systems as uses </w:t>
-      </w:r>
-    </w:p>
-    <w:p>
-      <w:pPr>
-        <w:rPr>
-          <w:shd w:val="clear" w:color="auto" w:fill="FFFFFF"/>
-          <w:lang w:val="en-GB"/>
-        </w:rPr>
-      </w:pPr>
-      <w:r>
-        <w:rPr>
-          <w:shd w:val="clear" w:color="auto" w:fill="FFFFFF"/>
-          <w:lang w:val="en-GB"/>
-        </w:rPr>
-        <w:t xml:space="preserve">                            </w:t>
-      </w:r>
-      <w:r>
-        <w:rPr>
-          <w:shd w:val="clear" w:color="auto" w:fill="FFFFFF"/>
-          <w:lang w:val="en-GB"/>
-        </w:rPr>
-        <w:t xml:space="preserve">      </w:t>
-      </w:r>
-      <w:r>
-        <w:rPr>
-          <w:shd w:val="clear" w:color="auto" w:fill="FFFFFF"/>
-          <w:lang w:val="en-GB"/>
-        </w:rPr>
-        <w:t xml:space="preserve">       </w:t>
-      </w:r>
-      <w:r>
-        <w:rPr>
-          <w:shd w:val="clear" w:color="auto" w:fill="FFFFFF"/>
-          <w:lang w:val="en-GB"/>
-        </w:rPr>
-        <w:t xml:space="preserve">  </w:t>
-      </w:r>
-      <w:r>
-        <w:rPr>
-          <w:shd w:val="clear" w:color="auto" w:fill="FFFFFF"/>
-          <w:lang w:val="en-GB"/>
-        </w:rPr>
-        <w:t>Who value time over money</w:t>
-      </w:r>
-      <w:r>
-        <w:rPr>
-          <w:shd w:val="clear" w:color="auto" w:fill="FFFFFF"/>
-          <w:lang w:val="en-GB"/>
-        </w:rPr>
-        <w:t xml:space="preserve">          mobile phones </w:t>
-      </w:r>
-      <w:proofErr w:type="gramStart"/>
-      <w:r>
-        <w:rPr>
-          <w:shd w:val="clear" w:color="auto" w:fill="FFFFFF"/>
-          <w:lang w:val="en-GB"/>
-        </w:rPr>
-        <w:t>frequently.</w:t>
-      </w:r>
-      <w:proofErr w:type="gramEnd"/>
-    </w:p>
-    <w:p>
-      <w:pPr>
-        <w:rPr>
-          <w:lang w:val="en-GB"/>
-        </w:rPr>
-      </w:pPr>
-      <w:r>
-        <w:rPr>
-          <w:lang w:val="en-GB"/>
-        </w:rPr>
-        <w:t xml:space="preserve">                                      </w:t>
+        <w:t>Demographics                          Technical Amplitude</w:t>
+      </w:r>
+    </w:p>
+    <w:tbl>
+      <w:tblPr>
+        <w:tblStyle w:val="TableGrid"/>
+        <w:tblW w:w="0" w:type="auto"/>
+        <w:tblLook w:val="04A0" w:firstRow="1" w:lastRow="0" w:firstColumn="1" w:lastColumn="0" w:noHBand="0" w:noVBand="1"/>
+      </w:tblPr>
+      <w:tblGrid>
+        <w:gridCol w:w="3005"/>
+        <w:gridCol w:w="3005"/>
+        <w:gridCol w:w="3006"/>
+      </w:tblGrid>
+      <w:tr>
+        <w:tc>
+          <w:tcPr>
+            <w:tcW w:w="3005" w:type="dxa"/>
+          </w:tcPr>
+          <w:p>
+            <w:pPr>
+              <w:pStyle w:val="Subtitle"/>
+              <w:rPr>
+                <w:rStyle w:val="Strong"/>
+                <w:lang w:val="en-GB"/>
+              </w:rPr>
+            </w:pPr>
+            <w:r>
+              <w:rPr>
+                <w:rStyle w:val="Strong"/>
+                <w:lang w:val="en-GB"/>
+              </w:rPr>
+              <w:t>B</w:t>
+            </w:r>
+            <w:r>
+              <w:rPr>
+                <w:rStyle w:val="Strong"/>
+              </w:rPr>
+              <w:t>usy</w:t>
+            </w:r>
+            <w:r>
+              <w:rPr>
+                <w:rStyle w:val="Strong"/>
+              </w:rPr>
+              <w:t xml:space="preserve"> </w:t>
+            </w:r>
+            <w:r>
+              <w:rPr>
+                <w:rStyle w:val="Strong"/>
+                <w:lang w:val="en-GB"/>
+              </w:rPr>
+              <w:t>professionals</w:t>
+            </w:r>
+          </w:p>
+        </w:tc>
+        <w:tc>
+          <w:tcPr>
+            <w:tcW w:w="3005" w:type="dxa"/>
+          </w:tcPr>
+          <w:p>
+            <w:pPr>
+              <w:rPr>
+                <w:shd w:val="clear" w:color="auto" w:fill="FFFFFF"/>
+                <w:lang w:val="en-GB"/>
+              </w:rPr>
+            </w:pPr>
+            <w:r>
+              <w:rPr>
+                <w:shd w:val="clear" w:color="auto" w:fill="FFFFFF"/>
+                <w:lang w:val="en-GB"/>
+              </w:rPr>
+              <w:t>High income individuals who value time over money</w:t>
+            </w:r>
+            <w:r>
+              <w:rPr>
+                <w:shd w:val="clear" w:color="auto" w:fill="FFFFFF"/>
+                <w:lang w:val="en-GB"/>
+              </w:rPr>
+              <w:t xml:space="preserve"> and need weekly or bi-weekly standard cleaning.</w:t>
+            </w:r>
+          </w:p>
+        </w:tc>
+        <w:tc>
+          <w:tcPr>
+            <w:tcW w:w="3006" w:type="dxa"/>
+          </w:tcPr>
+          <w:p>
+            <w:pPr>
+              <w:rPr>
+                <w:shd w:val="clear" w:color="auto" w:fill="FFFFFF"/>
+                <w:lang w:val="en-GB"/>
+              </w:rPr>
+            </w:pPr>
+            <w:r>
+              <w:rPr>
+                <w:shd w:val="clear" w:color="auto" w:fill="FFFFFF"/>
+                <w:lang w:val="en-GB"/>
+              </w:rPr>
+              <w:t>Online booking systems as uses mobile phones frequently.</w:t>
+            </w:r>
+          </w:p>
+        </w:tc>
+      </w:tr>
+      <w:tr>
+        <w:tc>
+          <w:tcPr>
+            <w:tcW w:w="3005" w:type="dxa"/>
+          </w:tcPr>
+          <w:p>
+            <w:pPr>
+              <w:rPr>
+                <w:lang w:val="en-GB"/>
+              </w:rPr>
+            </w:pPr>
+            <w:r>
+              <w:rPr>
+                <w:lang w:val="en-GB"/>
+              </w:rPr>
+              <w:t xml:space="preserve">  </w:t>
+            </w:r>
+            <w:r>
+              <w:rPr>
+                <w:lang w:val="en-GB"/>
+              </w:rPr>
+              <w:t>Families with children</w:t>
+            </w:r>
+          </w:p>
+        </w:tc>
+        <w:tc>
+          <w:tcPr>
+            <w:tcW w:w="3005" w:type="dxa"/>
+          </w:tcPr>
+          <w:p>
+            <w:pPr>
+              <w:rPr>
+                <w:lang w:val="en-GB"/>
+              </w:rPr>
+            </w:pPr>
+            <w:r>
+              <w:rPr>
+                <w:lang w:val="en-GB"/>
+              </w:rPr>
+              <w:t>Parents looking</w:t>
+            </w:r>
+            <w:r>
+              <w:rPr>
+                <w:lang w:val="en-GB"/>
+              </w:rPr>
+              <w:t xml:space="preserve"> for safe eco-friendly cleaning solutions and deep cleans</w:t>
+            </w:r>
+            <w:r>
+              <w:rPr>
+                <w:lang w:val="en-GB"/>
+              </w:rPr>
+              <w:t xml:space="preserve"> before and after holidays.</w:t>
+            </w:r>
+            <w:r>
+              <w:rPr>
+                <w:lang w:val="en-GB"/>
+              </w:rPr>
+              <w:t xml:space="preserve">        </w:t>
+            </w:r>
+          </w:p>
+        </w:tc>
+        <w:tc>
+          <w:tcPr>
+            <w:tcW w:w="3006" w:type="dxa"/>
+          </w:tcPr>
+          <w:p>
+            <w:pPr>
+              <w:rPr>
+                <w:lang w:val="en-GB"/>
+              </w:rPr>
+            </w:pPr>
+            <w:r>
+              <w:rPr>
+                <w:lang w:val="en-GB"/>
+              </w:rPr>
+              <w:t xml:space="preserve">Basic to </w:t>
+            </w:r>
+            <w:r>
+              <w:rPr>
+                <w:lang w:val="en-GB"/>
+              </w:rPr>
+              <w:t>intermediate</w:t>
+            </w:r>
+            <w:r>
+              <w:rPr>
+                <w:lang w:val="en-GB"/>
+              </w:rPr>
+              <w:t>, uses mobile</w:t>
+            </w:r>
+            <w:r>
+              <w:rPr>
+                <w:lang w:val="en-GB"/>
+              </w:rPr>
+              <w:t xml:space="preserve"> phones.</w:t>
+            </w:r>
+          </w:p>
+        </w:tc>
+      </w:tr>
+      <w:tr>
+        <w:tc>
+          <w:tcPr>
+            <w:tcW w:w="3005" w:type="dxa"/>
+          </w:tcPr>
+          <w:p>
+            <w:pPr>
+              <w:rPr>
+                <w:lang w:val="en-GB"/>
+              </w:rPr>
+            </w:pPr>
+            <w:r>
+              <w:rPr>
+                <w:lang w:val="en-GB"/>
+              </w:rPr>
+              <w:t>Property renters/seller</w:t>
+            </w:r>
+            <w:r>
+              <w:rPr>
+                <w:lang w:val="en-GB"/>
+              </w:rPr>
+              <w:t>s</w:t>
+            </w:r>
+          </w:p>
+        </w:tc>
+        <w:tc>
+          <w:tcPr>
+            <w:tcW w:w="3005" w:type="dxa"/>
+          </w:tcPr>
+          <w:p>
+            <w:pPr>
+              <w:rPr>
+                <w:lang w:val="en-GB"/>
+              </w:rPr>
+            </w:pPr>
+            <w:r>
+              <w:rPr>
+                <w:lang w:val="en-GB"/>
+              </w:rPr>
+              <w:t xml:space="preserve">Individuals </w:t>
+            </w:r>
+            <w:r>
+              <w:rPr>
+                <w:lang w:val="en-GB"/>
+              </w:rPr>
+              <w:t>needing “move-in/move-out</w:t>
+            </w:r>
+            <w:r>
+              <w:rPr>
+                <w:lang w:val="en-GB"/>
+              </w:rPr>
+              <w:t>” services to secure security deposits or</w:t>
+            </w:r>
+            <w:r>
+              <w:rPr>
+                <w:lang w:val="en-GB"/>
+              </w:rPr>
+              <w:t xml:space="preserve"> </w:t>
+            </w:r>
+            <w:r>
+              <w:rPr>
+                <w:lang w:val="en-GB"/>
+              </w:rPr>
+              <w:lastRenderedPageBreak/>
+              <w:t>prepare a home for real estate listings.</w:t>
+            </w:r>
+          </w:p>
+        </w:tc>
+        <w:tc>
+          <w:tcPr>
+            <w:tcW w:w="3006" w:type="dxa"/>
+          </w:tcPr>
+          <w:p>
+            <w:pPr>
+              <w:rPr>
+                <w:lang w:val="en-GB"/>
+              </w:rPr>
+            </w:pPr>
+            <w:r>
+              <w:rPr>
+                <w:lang w:val="en-GB"/>
+              </w:rPr>
+              <w:lastRenderedPageBreak/>
+              <w:t>Online booking systems to organize appointments. Intermediate to advanced.</w:t>
+            </w:r>
+          </w:p>
+        </w:tc>
+      </w:tr>
+      <w:tr>
+        <w:tc>
+          <w:tcPr>
+            <w:tcW w:w="3005" w:type="dxa"/>
+          </w:tcPr>
+          <w:p>
+            <w:pPr>
+              <w:rPr>
+                <w:lang w:val="en-GB"/>
+              </w:rPr>
+            </w:pPr>
+            <w:r>
+              <w:rPr>
+                <w:lang w:val="en-GB"/>
+              </w:rPr>
+              <w:t>Small Offices</w:t>
+            </w:r>
+          </w:p>
+        </w:tc>
+        <w:tc>
+          <w:tcPr>
+            <w:tcW w:w="3005" w:type="dxa"/>
+          </w:tcPr>
+          <w:p>
+            <w:pPr>
+              <w:rPr>
+                <w:lang w:val="en-GB"/>
+              </w:rPr>
+            </w:pPr>
+            <w:r>
+              <w:rPr>
+                <w:lang w:val="en-GB"/>
+              </w:rPr>
+              <w:t>Businesses requiring basic janitorial tasks</w:t>
+            </w:r>
+            <w:r>
+              <w:rPr>
+                <w:lang w:val="en-GB"/>
+              </w:rPr>
+              <w:t xml:space="preserve"> like trash removal and restroom sanitation.</w:t>
+            </w:r>
+          </w:p>
+        </w:tc>
+        <w:tc>
+          <w:tcPr>
+            <w:tcW w:w="3006" w:type="dxa"/>
+          </w:tcPr>
+          <w:p>
+            <w:pPr>
+              <w:rPr>
+                <w:lang w:val="en-GB"/>
+              </w:rPr>
+            </w:pPr>
+            <w:r>
+              <w:rPr>
+                <w:lang w:val="en-GB"/>
+              </w:rPr>
+              <w:t>Intermediate to advanced.</w:t>
+            </w:r>
+          </w:p>
+        </w:tc>
+      </w:tr>
+      <w:tr>
+        <w:tc>
+          <w:tcPr>
+            <w:tcW w:w="3005" w:type="dxa"/>
+          </w:tcPr>
+          <w:p>
+            <w:pPr>
+              <w:rPr>
+                <w:lang w:val="en-GB"/>
+              </w:rPr>
+            </w:pPr>
+            <w:r>
+              <w:rPr>
+                <w:lang w:val="en-GB"/>
+              </w:rPr>
+              <w:t>Construction Firms</w:t>
+            </w:r>
+            <w:r>
+              <w:rPr>
+                <w:lang w:val="en-GB"/>
+              </w:rPr>
+              <w:t xml:space="preserve">       </w:t>
+            </w:r>
+          </w:p>
+        </w:tc>
+        <w:tc>
+          <w:tcPr>
+            <w:tcW w:w="3005" w:type="dxa"/>
+          </w:tcPr>
+          <w:p>
+            <w:pPr>
+              <w:rPr>
+                <w:lang w:val="en-GB"/>
+              </w:rPr>
+            </w:pPr>
+            <w:r>
+              <w:rPr>
+                <w:lang w:val="en-GB"/>
+              </w:rPr>
+              <w:t xml:space="preserve">Contractors needing post-construction </w:t>
+            </w:r>
+            <w:r>
+              <w:rPr>
+                <w:lang w:val="en-GB"/>
+              </w:rPr>
+              <w:t>clean up to remove dust and debris before handing over a building.</w:t>
+            </w:r>
+          </w:p>
+        </w:tc>
+        <w:tc>
+          <w:tcPr>
+            <w:tcW w:w="3006" w:type="dxa"/>
+          </w:tcPr>
+          <w:p>
+            <w:pPr>
+              <w:rPr>
+                <w:lang w:val="en-GB"/>
+              </w:rPr>
+            </w:pPr>
+            <w:r>
+              <w:rPr>
+                <w:lang w:val="en-GB"/>
+              </w:rPr>
+              <w:t>Intermediate, seeks detailed specifications, compare services.</w:t>
+            </w:r>
+          </w:p>
+        </w:tc>
+      </w:tr>
+    </w:tbl>
+    <w:p>
+      <w:pPr>
+        <w:rPr>
+          <w:rStyle w:val="Strong"/>
+        </w:rPr>
+      </w:pPr>
+      <w:r>
+        <w:rPr>
+          <w:rStyle w:val="Strong"/>
+        </w:rPr>
+        <w:t>TYPE OF WEBSITE</w:t>
+      </w:r>
+    </w:p>
+    <w:p>
+      <w:pPr>
+        <w:rPr>
+          <w:lang w:val="en-GB"/>
+        </w:rPr>
+      </w:pPr>
+      <w:r>
+        <w:rPr>
+          <w:lang w:val="en-GB"/>
+        </w:rPr>
+        <w:t>Rib2’s Sparkle and Prestige Cleaners is mainly a business website, service-based website designed to show what services are offered, explain pricing or packages and allow customers to book or contact. It is also a small business website as it introduces the business, builds trust and attracts customers. Lastly it is a marketing website used to promote the brand, show before and after images, display testimonials and reviews to convince visitors to choose our service.</w:t>
+      </w:r>
+    </w:p>
+    <w:p>
+      <w:pPr>
+        <w:rPr>
+          <w:rStyle w:val="Strong"/>
+          <w:lang w:val="en-GB"/>
+        </w:rPr>
+      </w:pPr>
+      <w:r>
+        <w:rPr>
+          <w:rStyle w:val="Strong"/>
+          <w:lang w:val="en-GB"/>
+        </w:rPr>
+        <w:t xml:space="preserve">INFORMATION TAXONOMY AND DESIGN </w:t>
+      </w:r>
+    </w:p>
+    <w:p>
+      <w:pPr>
+        <w:rPr>
+          <w:lang w:val="en-GB"/>
+        </w:rPr>
+      </w:pPr>
+      <w:r>
+        <w:rPr>
+          <w:lang w:val="en-GB"/>
+        </w:rPr>
+        <w:t>INFORMATION ARCHITECTURE</w:t>
+      </w:r>
+    </w:p>
+    <w:p>
+      <w:pPr>
+        <w:rPr>
+          <w:lang w:val="en-GB"/>
+        </w:rPr>
+      </w:pPr>
+      <w:r>
+        <w:rPr>
+          <w:lang w:val="en-GB"/>
+        </w:rPr>
+        <w:t xml:space="preserve">The website follows a </w:t>
+      </w:r>
+      <w:r>
+        <w:rPr>
+          <w:lang w:val="en-GB"/>
+        </w:rPr>
+        <w:t>hierarchical</w:t>
+      </w:r>
+      <w:r>
+        <w:rPr>
+          <w:lang w:val="en-GB"/>
+        </w:rPr>
+        <w:t xml:space="preserve"> information architecture that organizes content into logical categories. This structure ensures that users can find information efficiently within three clicks, following the standard web usability guideline. The </w:t>
+      </w:r>
+      <w:r>
+        <w:rPr>
+          <w:lang w:val="en-GB"/>
+        </w:rPr>
+        <w:t>architecture</w:t>
+      </w:r>
+      <w:r>
+        <w:rPr>
+          <w:lang w:val="en-GB"/>
+        </w:rPr>
+        <w:t xml:space="preserve"> is designed to guide users from</w:t>
+      </w:r>
+      <w:r>
+        <w:rPr>
+          <w:lang w:val="en-GB"/>
+        </w:rPr>
+        <w:t xml:space="preserve"> general information to specific details progressively.</w:t>
+      </w:r>
+    </w:p>
+    <w:p>
+      <w:pPr>
+        <w:rPr>
+          <w:rStyle w:val="Strong"/>
+        </w:rPr>
+      </w:pPr>
+      <w:r>
+        <w:rPr>
+          <w:rStyle w:val="Strong"/>
+        </w:rPr>
+        <w:t>Website Pages</w:t>
+      </w:r>
+    </w:p>
+    <w:p>
+      <w:pPr>
+        <w:rPr>
+          <w:lang w:val="en-GB"/>
+        </w:rPr>
+      </w:pPr>
+      <w:r>
+        <w:rPr>
+          <w:lang w:val="en-GB"/>
+        </w:rPr>
+        <w:t>1.HOME (services overview, about us, our work)</w:t>
+      </w:r>
+    </w:p>
+    <w:p>
+      <w:pPr>
+        <w:rPr>
+          <w:lang w:val="en-GB"/>
+        </w:rPr>
+      </w:pPr>
+      <w:r>
+        <w:rPr>
+          <w:lang w:val="en-GB"/>
+        </w:rPr>
+        <w:t>2.ABOUT (who we are, fun fact, mission, vision, why choose us, our team)</w:t>
+      </w:r>
+    </w:p>
+    <w:p>
+      <w:pPr>
+        <w:rPr>
+          <w:lang w:val="en-GB"/>
+        </w:rPr>
+      </w:pPr>
+      <w:r>
+        <w:rPr>
+          <w:lang w:val="en-GB"/>
+        </w:rPr>
+        <w:t>3. Services (residential cleaning, commercial cleaning, deep cleaning, post-construction, move-in/move-out, carpet and upholstery)</w:t>
+      </w:r>
+    </w:p>
+    <w:p>
+      <w:pPr>
+        <w:rPr>
+          <w:lang w:val="en-GB"/>
+        </w:rPr>
+      </w:pPr>
+      <w:r>
+        <w:rPr>
+          <w:lang w:val="en-GB"/>
+        </w:rPr>
+        <w:t>4.Gallery (client testimonials</w:t>
+      </w:r>
+      <w:r>
+        <w:rPr>
+          <w:lang w:val="en-GB"/>
+        </w:rPr>
+        <w:t>)</w:t>
+      </w:r>
+    </w:p>
+    <w:p>
+      <w:pPr>
+        <w:rPr>
+          <w:lang w:val="en-GB"/>
+        </w:rPr>
+      </w:pPr>
+      <w:r>
+        <w:rPr>
+          <w:lang w:val="en-GB"/>
+        </w:rPr>
+        <w:t>SITE MAP STRUCTURE</w:t>
+      </w:r>
+    </w:p>
+    <w:p>
+      <w:pPr>
+        <w:rPr>
+          <w:lang w:val="en-GB"/>
+        </w:rPr>
+      </w:pPr>
+    </w:p>
+    <w:p>
+      <w:pPr>
+        <w:rPr>
+          <w:lang w:val="en-GB"/>
+        </w:rPr>
+      </w:pPr>
+    </w:p>
+    <w:p>
+      <w:pPr>
+        <w:rPr>
+          <w:lang w:val="en-GB"/>
+        </w:rPr>
+      </w:pPr>
+    </w:p>
+    <w:p>
+      <w:pPr>
+        <w:rPr>
+          <w:lang w:val="en-GB"/>
+        </w:rPr>
+      </w:pPr>
+      <w:r>
+        <w:rPr>
+          <w:noProof/>
+          <w:lang w:val="en-GB"/>
+        </w:rPr>
+        <mc:AlternateContent>
+          <mc:Choice Requires="wps">
+            <w:drawing>
+              <wp:anchor distT="0" distB="0" distL="114300" distR="114300" simplePos="0" relativeHeight="251660288" behindDoc="0" locked="0" layoutInCell="1" allowOverlap="1" wp14:anchorId="5E30DD49" wp14:editId="6EA3FFB7">
+                <wp:simplePos x="0" y="0"/>
+                <wp:positionH relativeFrom="column">
+                  <wp:posOffset>323850</wp:posOffset>
+                </wp:positionH>
+                <wp:positionV relativeFrom="paragraph">
+                  <wp:posOffset>161925</wp:posOffset>
+                </wp:positionV>
+                <wp:extent cx="9525" cy="371475"/>
+                <wp:effectExtent l="0" t="0" r="28575" b="28575"/>
+                <wp:wrapNone/>
+                <wp:docPr id="3" name="Straight Connector 3"/>
+                <wp:cNvGraphicFramePr/>
+                <a:graphic xmlns:a="http://schemas.openxmlformats.org/drawingml/2006/main">
+                  <a:graphicData uri="http://schemas.microsoft.com/office/word/2010/wordprocessingShape">
+                    <wps:wsp>
+                      <wps:cNvCnPr/>
+                      <wps:spPr>
+                        <a:xfrm flipH="1">
+                          <a:off x="0" y="0"/>
+                          <a:ext cx="9525" cy="371475"/>
+                        </a:xfrm>
+                        <a:prstGeom prst="line">
+                          <a:avLst/>
+                        </a:prstGeom>
+                      </wps:spPr>
+                      <wps:style>
+                        <a:lnRef idx="3">
+                          <a:schemeClr val="dk1"/>
+                        </a:lnRef>
+                        <a:fillRef idx="0">
+                          <a:schemeClr val="dk1"/>
+                        </a:fillRef>
+                        <a:effectRef idx="2">
+                          <a:schemeClr val="dk1"/>
+                        </a:effectRef>
+                        <a:fontRef idx="minor">
+                          <a:schemeClr val="tx1"/>
+                        </a:fontRef>
+                      </wps:style>
+                      <wps:bodyPr/>
+                    </wps:wsp>
+                  </a:graphicData>
+                </a:graphic>
+                <wp14:sizeRelH relativeFrom="margin">
+                  <wp14:pctWidth>0</wp14:pctWidth>
+                </wp14:sizeRelH>
+                <wp14:sizeRelV relativeFrom="margin">
+                  <wp14:pctHeight>0</wp14:pctHeight>
+                </wp14:sizeRelV>
+              </wp:anchor>
+            </w:drawing>
+          </mc:Choice>
+          <mc:Fallback>
+            <w:pict>
+              <v:line w14:anchorId="341D6DB2" id="Straight Connector 3" o:spid="_x0000_s1026" style="position:absolute;flip:x;z-index:251660288;visibility:visible;mso-wrap-style:square;mso-width-percent:0;mso-height-percent:0;mso-wrap-distance-left:9pt;mso-wrap-distance-top:0;mso-wrap-distance-right:9pt;mso-wrap-distance-bottom:0;mso-position-horizontal:absolute;mso-position-horizontal-relative:text;mso-position-vertical:absolute;mso-position-vertical-relative:text;mso-width-percent:0;mso-height-percent:0;mso-width-relative:margin;mso-height-relative:margin" from="25.5pt,12.75pt" to="26.25pt,42pt" o:gfxdata="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" strokecolor="black [3200]" strokeweight="1.5pt">
+                <v:stroke joinstyle="miter"/>
+              </v:line>
+            </w:pict>
+          </mc:Fallback>
+        </mc:AlternateContent>
+      </w:r>
+      <w:r>
+        <w:rPr>
+          <w:noProof/>
+          <w:lang w:val="en-GB"/>
+        </w:rPr>
+        <mc:AlternateContent>
+          <mc:Choice Requires="wps">
+            <w:drawing>
+              <wp:anchor distT="0" distB="0" distL="114300" distR="114300" simplePos="0" relativeHeight="251659264" behindDoc="0" locked="0" layoutInCell="1" allowOverlap="1" wp14:anchorId="5E452078" wp14:editId="30B629E5">
+                <wp:simplePos x="0" y="0"/>
+                <wp:positionH relativeFrom="margin">
+                  <wp:align>left</wp:align>
+                </wp:positionH>
+                <wp:positionV relativeFrom="paragraph">
+                  <wp:posOffset>6985</wp:posOffset>
+                </wp:positionV>
+                <wp:extent cx="9525" cy="247650"/>
+                <wp:effectExtent l="0" t="0" r="28575" b="19050"/>
+                <wp:wrapNone/>
+                <wp:docPr id="2" name="Straight Connector 2"/>
+                <wp:cNvGraphicFramePr/>
+                <a:graphic xmlns:a="http://schemas.openxmlformats.org/drawingml/2006/main">
+                  <a:graphicData uri="http://schemas.microsoft.com/office/word/2010/wordprocessingShape">
+                    <wps:wsp>
+                      <wps:cNvCnPr/>
+                      <wps:spPr>
+                        <a:xfrm flipH="1">
+                          <a:off x="0" y="0"/>
+                          <a:ext cx="9525" cy="247650"/>
+                        </a:xfrm>
+                        <a:prstGeom prst="line">
+                          <a:avLst/>
+                        </a:prstGeom>
+                        <a:ln/>
+                      </wps:spPr>
+                      <wps:style>
+                        <a:lnRef idx="3">
+                          <a:schemeClr val="dk1"/>
+                        </a:lnRef>
+                        <a:fillRef idx="0">
+                          <a:schemeClr val="dk1"/>
+                        </a:fillRef>
+                        <a:effectRef idx="2">
+                          <a:schemeClr val="dk1"/>
+                        </a:effectRef>
+                        <a:fontRef idx="minor">
+                          <a:schemeClr val="tx1"/>
+                        </a:fontRef>
+                      </wps:style>
+                      <wps:bodyPr/>
+                    </wps:wsp>
+                  </a:graphicData>
+                </a:graphic>
+                <wp14:sizeRelV relativeFrom="margin">
+                  <wp14:pctHeight>0</wp14:pctHeight>
+                </wp14:sizeRelV>
+              </wp:anchor>
+            </w:drawing>
+          </mc:Choice>
+          <mc:Fallback>
+            <w:pict>
+              <v:line w14:anchorId="6CEE0961" id="Straight Connector 2" o:spid="_x0000_s1026" style="position:absolute;flip:x;z-index:251659264;visibility:visible;mso-wrap-style:square;mso-height-percent:0;mso-wrap-distance-left:9pt;mso-wrap-distance-top:0;mso-wrap-distance-right:9pt;mso-wrap-distance-bottom:0;mso-position-horizontal:left;mso-position-horizontal-relative:margin;mso-position-vertical:absolute;mso-position-vertical-relative:text;mso-height-percent:0;mso-height-relative:margin" from="0,.55pt" to=".75pt,20.05pt" o:gfxdata="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" strokecolor="black [3200]" strokeweight="1.5pt">
+                <v:stroke joinstyle="miter"/>
+                <w10:wrap anchorx="margin"/>
+              </v:line>
+            </w:pict>
+          </mc:Fallback>
+        </mc:AlternateContent>
+      </w:r>
+      <w:r>
+        <w:rPr>
+          <w:lang w:val="en-GB"/>
+        </w:rPr>
+        <w:t>-Home</w:t>
+      </w:r>
+    </w:p>
+    <w:p>
+      <w:pPr>
+        <w:rPr>
+          <w:lang w:val="en-GB"/>
+        </w:rPr>
+      </w:pPr>
+      <w:r>
+        <w:rPr>
+          <w:lang w:val="en-GB"/>
+        </w:rPr>
+        <w:t xml:space="preserve">            -</w:t>
+      </w:r>
+      <w:r>
+        <w:rPr>
+          <w:lang w:val="en-GB"/>
+        </w:rPr>
+        <w:t>About</w:t>
+      </w:r>
+    </w:p>
+    <w:p>
+      <w:pPr>
+        <w:rPr>
+          <w:lang w:val="en-GB"/>
+        </w:rPr>
+      </w:pPr>
+      <w:r>
+        <w:rPr>
+          <w:noProof/>
+          <w:lang w:val="en-GB"/>
+        </w:rPr>
+        <mc:AlternateContent>
+          <mc:Choice Requires="wps">
+            <w:drawing>
+              <wp:anchor distT="0" distB="0" distL="114300" distR="114300" simplePos="0" relativeHeight="251661312" behindDoc="0" locked="0" layoutInCell="1" allowOverlap="1" wp14:anchorId="0834412D" wp14:editId="43B8771F">
+                <wp:simplePos x="0" y="0"/>
+                <wp:positionH relativeFrom="column">
+                  <wp:posOffset>466724</wp:posOffset>
+                </wp:positionH>
+                <wp:positionV relativeFrom="paragraph">
+                  <wp:posOffset>47625</wp:posOffset>
+                </wp:positionV>
+                <wp:extent cx="0" cy="419100"/>
+                <wp:effectExtent l="0" t="0" r="38100" b="19050"/>
+                <wp:wrapNone/>
+                <wp:docPr id="5" name="Straight Connector 5"/>
+                <wp:cNvGraphicFramePr/>
+                <a:graphic xmlns:a="http://schemas.openxmlformats.org/drawingml/2006/main">
+                  <a:graphicData uri="http://schemas.microsoft.com/office/word/2010/wordprocessingShape">
+                    <wps:wsp>
+                      <wps:cNvCnPr/>
+                      <wps:spPr>
+                        <a:xfrm>
+                          <a:off x="0" y="0"/>
+                          <a:ext cx="0" cy="419100"/>
+                        </a:xfrm>
+                        <a:prstGeom prst="line">
+                          <a:avLst/>
+                        </a:prstGeom>
+                      </wps:spPr>
+                      <wps:style>
+                        <a:lnRef idx="3">
+                          <a:schemeClr val="dk1"/>
+                        </a:lnRef>
+                        <a:fillRef idx="0">
+                          <a:schemeClr val="dk1"/>
+                        </a:fillRef>
+                        <a:effectRef idx="2">
+                          <a:schemeClr val="dk1"/>
+                        </a:effectRef>
+                        <a:fontRef idx="minor">
+                          <a:schemeClr val="tx1"/>
+                        </a:fontRef>
+                      </wps:style>
+                      <wps:bodyPr/>
+                    </wps:wsp>
+                  </a:graphicData>
+                </a:graphic>
+                <wp14:sizeRelH relativeFrom="margin">
+                  <wp14:pctWidth>0</wp14:pctWidth>
+                </wp14:sizeRelH>
+                <wp14:sizeRelV relativeFrom="margin">
+                  <wp14:pctHeight>0</wp14:pctHeight>
+                </wp14:sizeRelV>
+              </wp:anchor>
+            </w:drawing>
+          </mc:Choice>
+          <mc:Fallback>
+            <w:pict>
+              <v:line w14:anchorId="7D863E56" id="Straight Connector 5" o:spid="_x0000_s1026" style="position:absolute;z-index:251661312;visibility:visible;mso-wrap-style:square;mso-width-percent:0;mso-height-percent:0;mso-wrap-distance-left:9pt;mso-wrap-distance-top:0;mso-wrap-distance-right:9pt;mso-wrap-distance-bottom:0;mso-position-horizontal:absolute;mso-position-horizontal-relative:text;mso-position-vertical:absolute;mso-position-vertical-relative:text;mso-width-percent:0;mso-height-percent:0;mso-width-relative:margin;mso-height-relative:margin" from="36.75pt,3.75pt" to="36.75pt,36.75pt" o:gfxdata="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" strokecolor="black [3200]" strokeweight="1.5pt">
+                <v:stroke joinstyle="miter"/>
+              </v:line>
+            </w:pict>
+          </mc:Fallback>
+        </mc:AlternateContent>
+      </w:r>
+      <w:r>
+        <w:rPr>
+          <w:lang w:val="en-GB"/>
+        </w:rPr>
+        <w:t xml:space="preserve">            </w:t>
+      </w:r>
+      <w:r>
+        <w:rPr>
+          <w:lang w:val="en-GB"/>
+        </w:rPr>
+        <w:t xml:space="preserve">    </w:t>
+      </w:r>
+      <w:r>
+        <w:rPr>
+          <w:lang w:val="en-GB"/>
+        </w:rPr>
+        <w:t>-</w:t>
+      </w:r>
+      <w:r>
+        <w:rPr>
+          <w:lang w:val="en-GB"/>
+        </w:rPr>
+        <w:t>Services</w:t>
+      </w:r>
+    </w:p>
+    <w:p>
+      <w:pPr>
+        <w:rPr>
+          <w:lang w:val="en-GB"/>
+        </w:rPr>
+      </w:pPr>
+      <w:r>
+        <w:rPr>
+          <w:noProof/>
+          <w:lang w:val="en-GB"/>
+        </w:rPr>
+        <mc:AlternateContent>
+          <mc:Choice Requires="wps">
+            <w:drawing>
+              <wp:anchor distT="0" distB="0" distL="114300" distR="114300" simplePos="0" relativeHeight="251662336" behindDoc="0" locked="0" layoutInCell="1" allowOverlap="1" wp14:anchorId="1121812C" wp14:editId="41A0314C">
+                <wp:simplePos x="0" y="0"/>
+                <wp:positionH relativeFrom="column">
+                  <wp:posOffset>809625</wp:posOffset>
+                </wp:positionH>
+                <wp:positionV relativeFrom="paragraph">
+                  <wp:posOffset>162560</wp:posOffset>
+                </wp:positionV>
+                <wp:extent cx="0" cy="276225"/>
+                <wp:effectExtent l="0" t="0" r="38100" b="28575"/>
+                <wp:wrapNone/>
+                <wp:docPr id="6" name="Straight Connector 6"/>
+                <wp:cNvGraphicFramePr/>
+                <a:graphic xmlns:a="http://schemas.openxmlformats.org/drawingml/2006/main">
+                  <a:graphicData uri="http://schemas.microsoft.com/office/word/2010/wordprocessingShape">
+                    <wps:wsp>
+                      <wps:cNvCnPr/>
+                      <wps:spPr>
+                        <a:xfrm>
+                          <a:off x="0" y="0"/>
+                          <a:ext cx="0" cy="276225"/>
+                        </a:xfrm>
+                        <a:prstGeom prst="line">
+                          <a:avLst/>
+                        </a:prstGeom>
+                      </wps:spPr>
+                      <wps:style>
+                        <a:lnRef idx="3">
+                          <a:schemeClr val="dk1"/>
+                        </a:lnRef>
+                        <a:fillRef idx="0">
+                          <a:schemeClr val="dk1"/>
+                        </a:fillRef>
+                        <a:effectRef idx="2">
+                          <a:schemeClr val="dk1"/>
+                        </a:effectRef>
+                        <a:fontRef idx="minor">
+                          <a:schemeClr val="tx1"/>
+                        </a:fontRef>
+                      </wps:style>
+                      <wps:bodyPr/>
+                    </wps:wsp>
+                  </a:graphicData>
+                </a:graphic>
+                <wp14:sizeRelV relativeFrom="margin">
+                  <wp14:pctHeight>0</wp14:pctHeight>
+                </wp14:sizeRelV>
+              </wp:anchor>
+            </w:drawing>
+          </mc:Choice>
+          <mc:Fallback>
+            <w:pict>
+              <v:line w14:anchorId="463F1B80" id="Straight Connector 6" o:spid="_x0000_s1026" style="position:absolute;z-index:251662336;visibility:visible;mso-wrap-style:square;mso-height-percent:0;mso-wrap-distance-left:9pt;mso-wrap-distance-top:0;mso-wrap-distance-right:9pt;mso-wrap-distance-bottom:0;mso-position-horizontal:absolute;mso-position-horizontal-relative:text;mso-position-vertical:absolute;mso-position-vertical-relative:text;mso-height-percent:0;mso-height-relative:margin" from="63.75pt,12.8pt" to="63.75pt,34.55pt" o:gfxdata="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" strokecolor="black [3200]" strokeweight="1.5pt">
+                <v:stroke joinstyle="miter"/>
+              </v:line>
+            </w:pict>
+          </mc:Fallback>
+        </mc:AlternateContent>
       </w:r>
       <w:r>
         <w:rPr>
@@ -627,190 +1463,249 @@
         <w:rPr>
           <w:lang w:val="en-GB"/>
         </w:rPr>
-        <w:t xml:space="preserve">  </w:t>
-      </w:r>
-      <w:r>
-        <w:rPr>
-          <w:lang w:val="en-GB"/>
-        </w:rPr>
-        <w:t xml:space="preserve">And need weekly or bi-weekly </w:t>
-      </w:r>
-    </w:p>
-    <w:p>
-      <w:pPr>
-        <w:rPr>
-          <w:lang w:val="en-GB"/>
-        </w:rPr>
-      </w:pPr>
-      <w:r>
-        <w:rPr>
-          <w:lang w:val="en-GB"/>
-        </w:rPr>
-        <w:t xml:space="preserve">                                       </w:t>
-      </w:r>
-      <w:r>
-        <w:rPr>
-          <w:lang w:val="en-GB"/>
-        </w:rPr>
-        <w:t xml:space="preserve">  </w:t>
-      </w:r>
-      <w:r>
-        <w:rPr>
-          <w:lang w:val="en-GB"/>
-        </w:rPr>
-        <w:t xml:space="preserve">  </w:t>
-      </w:r>
-      <w:r>
-        <w:rPr>
-          <w:lang w:val="en-GB"/>
-        </w:rPr>
-        <w:t>Standard cleaning.</w:t>
-      </w:r>
-    </w:p>
-    <w:p>
-      <w:pPr>
-        <w:rPr>
-          <w:lang w:val="en-GB"/>
-        </w:rPr>
-      </w:pPr>
-    </w:p>
-    <w:p>
-      <w:pPr>
-        <w:rPr>
-          <w:lang w:val="en-GB"/>
-        </w:rPr>
-      </w:pPr>
-      <w:r>
-        <w:rPr>
-          <w:lang w:val="en-GB"/>
-        </w:rPr>
-        <w:t>Families with children</w:t>
-      </w:r>
-      <w:r>
-        <w:rPr>
-          <w:lang w:val="en-GB"/>
-        </w:rPr>
-        <w:t>:</w:t>
-      </w:r>
-      <w:r>
-        <w:rPr>
-          <w:lang w:val="en-GB"/>
-        </w:rPr>
-        <w:t xml:space="preserve">   Parents looking for safe, eco-friendly</w:t>
-      </w:r>
-      <w:r>
-        <w:rPr>
-          <w:lang w:val="en-GB"/>
-        </w:rPr>
-        <w:t xml:space="preserve">   </w:t>
-      </w:r>
-      <w:r>
-        <w:rPr>
-          <w:lang w:val="en-GB"/>
-        </w:rPr>
-        <w:t xml:space="preserve">Basic to </w:t>
-      </w:r>
-      <w:r>
-        <w:rPr>
-          <w:lang w:val="en-GB"/>
-        </w:rPr>
-        <w:t>intermediate</w:t>
-      </w:r>
-    </w:p>
-    <w:p>
-      <w:pPr>
-        <w:rPr>
-          <w:lang w:val="en-GB"/>
-        </w:rPr>
-      </w:pPr>
-      <w:r>
-        <w:rPr>
-          <w:lang w:val="en-GB"/>
-        </w:rPr>
-        <w:t xml:space="preserve">                                      </w:t>
-      </w:r>
-      <w:r>
-        <w:rPr>
-          <w:lang w:val="en-GB"/>
-        </w:rPr>
-        <w:t xml:space="preserve">  </w:t>
-      </w:r>
-      <w:r>
-        <w:rPr>
-          <w:lang w:val="en-GB"/>
-        </w:rPr>
-        <w:t xml:space="preserve"> Cleaning solutions and deep cleans before</w:t>
-      </w:r>
-      <w:r>
-        <w:rPr>
-          <w:lang w:val="en-GB"/>
-        </w:rPr>
-        <w:t xml:space="preserve"> uses mobile phones </w:t>
-      </w:r>
-    </w:p>
-    <w:p>
-      <w:pPr>
-        <w:rPr>
-          <w:lang w:val="en-GB"/>
-        </w:rPr>
-      </w:pPr>
-      <w:r>
-        <w:rPr>
-          <w:lang w:val="en-GB"/>
+        <w:t xml:space="preserve">             -</w:t>
+      </w:r>
+      <w:r>
+        <w:rPr>
+          <w:lang w:val="en-GB"/>
+        </w:rPr>
+        <w:t>Gallery</w:t>
+      </w:r>
+    </w:p>
+    <w:p>
+      <w:pPr>
+        <w:rPr>
+          <w:lang w:val="en-GB"/>
+        </w:rPr>
+      </w:pPr>
+      <w:r>
+        <w:rPr>
+          <w:lang w:val="en-GB"/>
+        </w:rPr>
+        <w:t xml:space="preserve">                          -Contact</w:t>
+      </w:r>
+    </w:p>
+    <w:p>
+      <w:pPr>
+        <w:rPr>
+          <w:lang w:val="en-GB"/>
+        </w:rPr>
+      </w:pPr>
+    </w:p>
+    <w:p>
+      <w:pPr>
+        <w:rPr>
+          <w:lang w:val="en-BW"/>
+        </w:rPr>
+      </w:pPr>
+      <w:r>
+        <w:rPr>
+          <w:lang w:val="en-BW"/>
         </w:rPr>
         <w:lastRenderedPageBreak/>
-        <w:t xml:space="preserve">                                       </w:t>
-      </w:r>
-      <w:r>
-        <w:rPr>
-          <w:lang w:val="en-GB"/>
-        </w:rPr>
-        <w:t xml:space="preserve">    </w:t>
-      </w:r>
-      <w:r>
-        <w:rPr>
-          <w:lang w:val="en-GB"/>
-        </w:rPr>
-        <w:t>Holidays.</w:t>
-      </w:r>
-    </w:p>
-    <w:p>
-      <w:pPr>
-        <w:rPr>
-          <w:lang w:val="en-GB"/>
-        </w:rPr>
-      </w:pPr>
-    </w:p>
-    <w:p>
-      <w:pPr>
-        <w:rPr>
-          <w:lang w:val="en-GB"/>
-        </w:rPr>
-      </w:pPr>
-      <w:r>
-        <w:rPr>
-          <w:lang w:val="en-GB"/>
-        </w:rPr>
-        <w:t>Property Renters/sellers</w:t>
-      </w:r>
-      <w:r>
-        <w:rPr>
-          <w:lang w:val="en-GB"/>
-        </w:rPr>
-        <w:t>:</w:t>
-      </w:r>
-      <w:r>
-        <w:rPr>
-          <w:lang w:val="en-GB"/>
-        </w:rPr>
-        <w:t xml:space="preserve"> Individuals needing “move-in/move-</w:t>
-      </w:r>
-      <w:proofErr w:type="gramStart"/>
-      <w:r>
-        <w:rPr>
-          <w:lang w:val="en-GB"/>
-        </w:rPr>
-        <w:t xml:space="preserve">out”  </w:t>
+        <w:drawing>
+          <wp:inline distT="0" distB="0" distL="0" distR="0" wp14:anchorId="74A2A201" wp14:editId="1160A44E">
+            <wp:extent cx="5731510" cy="2873375"/>
+            <wp:effectExtent l="0" t="0" r="2540" b="3175"/>
+            <wp:docPr id="1" name="Picture 1"/>
+            <wp:cNvGraphicFramePr>
+              <a:graphicFrameLocks xmlns:a="http://schemas.openxmlformats.org/drawingml/2006/main" noChangeAspect="1"/>
+            </wp:cNvGraphicFramePr>
+            <a:graphic xmlns:a="http://schemas.openxmlformats.org/drawingml/2006/main">
+              <a:graphicData uri="http://schemas.openxmlformats.org/drawingml/2006/picture">
+                <pic:pic xmlns:pic="http://schemas.openxmlformats.org/drawingml/2006/picture">
+                  <pic:nvPicPr>
+                    <pic:cNvPr id="0" name="Picture 1"/>
+                    <pic:cNvPicPr>
+                      <a:picLocks noChangeAspect="1" noChangeArrowheads="1"/>
+                    </pic:cNvPicPr>
+                  </pic:nvPicPr>
+                  <pic:blipFill>
+                    <a:blip r:embed="rId8">
+                      <a:extLst>
+                        <a:ext uri="{28A0092B-C50C-407E-A947-70E740481C1C}">
+                          <a14:useLocalDpi xmlns:a14="http://schemas.microsoft.com/office/drawing/2010/main" val="0"/>
+                        </a:ext>
+                      </a:extLst>
+                    </a:blip>
+                    <a:srcRect/>
+                    <a:stretch>
+                      <a:fillRect/>
+                    </a:stretch>
+                  </pic:blipFill>
+                  <pic:spPr bwMode="auto">
+                    <a:xfrm>
+                      <a:off x="0" y="0"/>
+                      <a:ext cx="5731510" cy="2873375"/>
+                    </a:xfrm>
+                    <a:prstGeom prst="rect">
+                      <a:avLst/>
+                    </a:prstGeom>
+                    <a:noFill/>
+                    <a:ln>
+                      <a:noFill/>
+                    </a:ln>
+                  </pic:spPr>
+                </pic:pic>
+              </a:graphicData>
+            </a:graphic>
+          </wp:inline>
+        </w:drawing>
+      </w:r>
+    </w:p>
+    <w:p>
+      <w:pPr>
+        <w:rPr>
+          <w:lang w:val="en-GB"/>
+        </w:rPr>
+      </w:pPr>
+    </w:p>
+    <w:p>
+      <w:pPr>
+        <w:rPr>
+          <w:lang w:val="en-GB"/>
+        </w:rPr>
+      </w:pPr>
+    </w:p>
+    <w:p>
+      <w:pPr>
+        <w:rPr>
+          <w:lang w:val="en-GB"/>
+        </w:rPr>
+      </w:pPr>
+    </w:p>
+    <w:p>
+      <w:pPr>
+        <w:rPr>
+          <w:lang w:val="en-GB"/>
+        </w:rPr>
+      </w:pPr>
+    </w:p>
+    <w:p>
+      <w:pPr>
+        <w:rPr>
+          <w:rStyle w:val="Strong"/>
+        </w:rPr>
+      </w:pPr>
+      <w:r>
+        <w:rPr>
+          <w:rStyle w:val="Strong"/>
+        </w:rPr>
+        <w:t>CONTENT TAXONOMY</w:t>
+      </w:r>
+    </w:p>
+    <w:p>
+      <w:pPr>
+        <w:rPr>
+          <w:lang w:val="en-GB"/>
+        </w:rPr>
+      </w:pPr>
+      <w:r>
+        <w:rPr>
+          <w:lang w:val="en-GB"/>
+        </w:rPr>
+        <w:t xml:space="preserve">Content is organized into a </w:t>
+      </w:r>
+      <w:r>
+        <w:rPr>
+          <w:lang w:val="en-GB"/>
+        </w:rPr>
+        <w:t>hierarchical</w:t>
+      </w:r>
+      <w:r>
+        <w:rPr>
+          <w:lang w:val="en-GB"/>
+        </w:rPr>
+        <w:t xml:space="preserve"> taxonomy that categorizes information by </w:t>
+      </w:r>
+      <w:r>
+        <w:rPr>
+          <w:lang w:val="en-GB"/>
+        </w:rPr>
+        <w:t>its</w:t>
+      </w:r>
+      <w:r>
+        <w:rPr>
+          <w:lang w:val="en-GB"/>
+        </w:rPr>
+        <w:t xml:space="preserve"> type and purpose so it’s easy to find, understand and mange different content elements.</w:t>
+      </w:r>
+    </w:p>
+    <w:p>
+      <w:pPr>
+        <w:rPr>
+          <w:lang w:val="en-GB"/>
+        </w:rPr>
+      </w:pPr>
+      <w:r>
+        <w:rPr>
+          <w:lang w:val="en-GB"/>
+        </w:rPr>
+        <w:t>1.HOME (services overview, about us, our work)</w:t>
+      </w:r>
+    </w:p>
+    <w:p>
+      <w:pPr>
+        <w:rPr>
+          <w:lang w:val="en-GB"/>
+        </w:rPr>
+      </w:pPr>
+      <w:r>
+        <w:rPr>
+          <w:lang w:val="en-GB"/>
+        </w:rPr>
+        <w:t>2.ABOUT (who we are, fun fact, mission, vision, why choose us, our team)</w:t>
+      </w:r>
+    </w:p>
+    <w:p>
+      <w:pPr>
+        <w:rPr>
+          <w:lang w:val="en-GB"/>
+        </w:rPr>
+      </w:pPr>
+      <w:r>
+        <w:rPr>
+          <w:lang w:val="en-GB"/>
+        </w:rPr>
+        <w:t>3. Services (residential cleaning, commercial cleaning, deep cleaning, post-construction, move-in/move-out, carpet and upholstery)</w:t>
+      </w:r>
+    </w:p>
+    <w:p>
+      <w:pPr>
+        <w:rPr>
+          <w:lang w:val="en-GB"/>
+        </w:rPr>
+      </w:pPr>
+      <w:r>
+        <w:rPr>
+          <w:lang w:val="en-GB"/>
+        </w:rPr>
+        <w:t>4.Gallery (</w:t>
+      </w:r>
+      <w:r>
+        <w:rPr>
+          <w:lang w:val="en-GB"/>
+        </w:rPr>
+        <w:t>Client testimonials)</w:t>
+      </w:r>
+    </w:p>
+    <w:p>
+      <w:pPr>
+        <w:rPr>
+          <w:lang w:val="en-GB"/>
+        </w:rPr>
+      </w:pPr>
+      <w:r>
+        <w:rPr>
+          <w:lang w:val="en-GB"/>
+        </w:rPr>
+        <w:t xml:space="preserve">5.Contact </w:t>
+      </w:r>
+      <w:r>
+        <w:rPr>
+          <w:lang w:val="en-GB"/>
+        </w:rPr>
+        <w:t>(phone</w:t>
       </w:r>
       <w:r>
         <w:rPr>
@@ -818,925 +1713,912 @@
         </w:rPr>
         <w:t xml:space="preserve"> </w:t>
       </w:r>
-      <w:proofErr w:type="gramEnd"/>
-      <w:r>
-        <w:rPr>
-          <w:lang w:val="en-GB"/>
-        </w:rPr>
-        <w:t xml:space="preserve">     Online booking</w:t>
-      </w:r>
-      <w:r>
-        <w:rPr>
-          <w:lang w:val="en-GB"/>
-        </w:rPr>
-        <w:t xml:space="preserve"> systems to </w:t>
-      </w:r>
-    </w:p>
-    <w:p>
-      <w:pPr>
-        <w:rPr>
-          <w:lang w:val="en-GB"/>
-        </w:rPr>
-      </w:pPr>
-      <w:r>
-        <w:rPr>
-          <w:lang w:val="en-GB"/>
-        </w:rPr>
-        <w:t xml:space="preserve">                                        </w:t>
-      </w:r>
-      <w:r>
-        <w:rPr>
-          <w:lang w:val="en-GB"/>
-        </w:rPr>
-        <w:t xml:space="preserve">   </w:t>
-      </w:r>
-      <w:r>
-        <w:rPr>
-          <w:lang w:val="en-GB"/>
-        </w:rPr>
-        <w:t>Services to secure security deposits or prepare</w:t>
-      </w:r>
-      <w:r>
-        <w:rPr>
-          <w:lang w:val="en-GB"/>
-        </w:rPr>
-        <w:t xml:space="preserve">  organize</w:t>
-      </w:r>
-      <w:r>
-        <w:rPr>
-          <w:lang w:val="en-GB"/>
-        </w:rPr>
-        <w:t xml:space="preserve"> appointments.</w:t>
-      </w:r>
-    </w:p>
-    <w:p>
-      <w:pPr>
-        <w:rPr>
-          <w:lang w:val="en-GB"/>
-        </w:rPr>
-      </w:pPr>
-      <w:r>
-        <w:rPr>
-          <w:lang w:val="en-GB"/>
-        </w:rPr>
-        <w:t xml:space="preserve">                                     </w:t>
-      </w:r>
-      <w:r>
-        <w:rPr>
+      <w:r>
+        <w:rPr>
+          <w:lang w:val="en-GB"/>
+        </w:rPr>
+        <w:t>number, email</w:t>
+      </w:r>
+      <w:r>
+        <w:rPr>
+          <w:lang w:val="en-GB"/>
+        </w:rPr>
+        <w:t xml:space="preserve"> address, </w:t>
+      </w:r>
+      <w:r>
+        <w:rPr>
+          <w:lang w:val="en-GB"/>
+        </w:rPr>
+        <w:t>location, business hours,</w:t>
+      </w:r>
+      <w:r>
+        <w:rPr>
+          <w:lang w:val="en-GB"/>
+        </w:rPr>
+        <w:t xml:space="preserve"> get in touch, book us, find us)</w:t>
+      </w:r>
+    </w:p>
+    <w:p>
+      <w:pPr>
+        <w:rPr>
+          <w:rStyle w:val="Strong"/>
+        </w:rPr>
+      </w:pPr>
+      <w:r>
+        <w:rPr>
+          <w:rStyle w:val="Strong"/>
+        </w:rPr>
+        <w:t>TECHINICAL BRIEF</w:t>
+      </w:r>
+    </w:p>
+    <w:p>
+      <w:pPr>
+        <w:rPr>
+          <w:lang w:val="en-GB"/>
+        </w:rPr>
+      </w:pPr>
+      <w:r>
+        <w:rPr>
+          <w:lang w:val="en-GB"/>
+        </w:rPr>
+        <w:t xml:space="preserve">Technologies used </w:t>
+      </w:r>
+    </w:p>
+    <w:p>
+      <w:pPr>
+        <w:rPr>
+          <w:lang w:val="en-GB"/>
+        </w:rPr>
+      </w:pPr>
+      <w:r>
+        <w:rPr>
+          <w:lang w:val="en-GB"/>
+        </w:rPr>
+        <w:t>The website uses front-end, back-end and supporting technologies to make it functional, attractive and easy for customers to book services.</w:t>
+      </w:r>
+    </w:p>
+    <w:p>
+      <w:pPr>
+        <w:rPr>
+          <w:lang w:val="en-GB"/>
+        </w:rPr>
+      </w:pPr>
+      <w:r>
+        <w:rPr>
+          <w:lang w:val="en-GB"/>
+        </w:rPr>
+        <w:t>HTML5- structures the website (pages like home, services, contact)</w:t>
+      </w:r>
+    </w:p>
+    <w:p>
+      <w:pPr>
+        <w:rPr>
+          <w:lang w:val="en-GB"/>
+        </w:rPr>
+      </w:pPr>
+      <w:r>
+        <w:rPr>
+          <w:lang w:val="en-GB"/>
+        </w:rPr>
+        <w:t>CSS</w:t>
+      </w:r>
+      <w:r>
+        <w:rPr>
+          <w:lang w:val="en-GB"/>
+        </w:rPr>
+        <w:t xml:space="preserve">- Styles the website and responsive design/layouts (colours, layout, fonts) </w:t>
+      </w:r>
+    </w:p>
+    <w:p>
+      <w:pPr>
+        <w:rPr>
+          <w:lang w:val="en-GB"/>
+        </w:rPr>
+      </w:pPr>
+      <w:r>
+        <w:rPr>
+          <w:lang w:val="en-GB"/>
+        </w:rPr>
+        <w:t>JAVA SCRIPT- Adds interactivity (forms, buttons, animations)</w:t>
+      </w:r>
+    </w:p>
+    <w:p>
+      <w:pPr>
+        <w:rPr>
+          <w:lang w:val="en-GB"/>
+        </w:rPr>
+      </w:pPr>
+      <w:r>
+        <w:rPr>
+          <w:lang w:val="en-GB"/>
+        </w:rPr>
+        <w:t>BOOTSTRAP 5.3</w:t>
+      </w:r>
+      <w:r>
+        <w:rPr>
+          <w:lang w:val="en-GB"/>
+        </w:rPr>
+        <w:t>- Frontend</w:t>
+      </w:r>
+      <w:r>
+        <w:rPr>
+          <w:lang w:val="en-GB"/>
+        </w:rPr>
+        <w:t xml:space="preserve"> framework for responsive grid layout and components</w:t>
+      </w:r>
+      <w:r>
+        <w:rPr>
+          <w:lang w:val="en-GB"/>
+        </w:rPr>
+        <w:t>.</w:t>
+      </w:r>
+    </w:p>
+    <w:p>
+      <w:pPr>
+        <w:rPr>
+          <w:rStyle w:val="Strong"/>
+          <w:lang w:val="en-GB"/>
+        </w:rPr>
+      </w:pPr>
+      <w:r>
+        <w:rPr>
+          <w:rStyle w:val="Strong"/>
+          <w:lang w:val="en-GB"/>
+        </w:rPr>
+        <w:t>SOFTWARE TOOLS AND RESOURCES</w:t>
+      </w:r>
+    </w:p>
+    <w:p>
+      <w:pPr>
+        <w:pStyle w:val="NoSpacing"/>
+        <w:rPr>
+          <w:rStyle w:val="Strong"/>
+          <w:b w:val="0"/>
+          <w:bCs w:val="0"/>
+        </w:rPr>
+      </w:pPr>
+      <w:r>
+        <w:rPr>
+          <w:rStyle w:val="Strong"/>
+          <w:b w:val="0"/>
+          <w:bCs w:val="0"/>
+        </w:rPr>
+        <w:lastRenderedPageBreak/>
+        <w:t>Different software tools were used throughout the development process in order to edit, create and test the website. These tools were selected based on industry standards and educational appropriateness for first year students.</w:t>
+      </w:r>
+    </w:p>
+    <w:p>
+      <w:pPr>
+        <w:rPr>
+          <w:rStyle w:val="Strong"/>
+          <w:lang w:val="en-GB"/>
+        </w:rPr>
+      </w:pPr>
+    </w:p>
+    <w:p>
+      <w:pPr>
+        <w:rPr>
+          <w:rStyle w:val="Strong"/>
+          <w:lang w:val="en-GB"/>
+        </w:rPr>
+      </w:pPr>
+      <w:r>
+        <w:rPr>
+          <w:rStyle w:val="Strong"/>
+          <w:lang w:val="en-GB"/>
+        </w:rPr>
+        <w:t>Development Tools</w:t>
+      </w:r>
+    </w:p>
+    <w:p>
+      <w:pPr>
+        <w:pStyle w:val="NoSpacing"/>
+        <w:rPr>
+          <w:rStyle w:val="Strong"/>
+          <w:b w:val="0"/>
+          <w:bCs w:val="0"/>
+          <w:lang w:val="en-GB"/>
+        </w:rPr>
+      </w:pPr>
+      <w:r>
+        <w:rPr>
+          <w:rStyle w:val="Strong"/>
+          <w:b w:val="0"/>
+          <w:bCs w:val="0"/>
+        </w:rPr>
+        <w:t>Visual studio code-</w:t>
+      </w:r>
+      <w:r>
+        <w:rPr>
+          <w:rStyle w:val="Strong"/>
+          <w:b w:val="0"/>
+          <w:bCs w:val="0"/>
           <w:lang w:val="en-GB"/>
         </w:rPr>
         <w:t xml:space="preserve"> </w:t>
       </w:r>
       <w:r>
         <w:rPr>
+          <w:rStyle w:val="Strong"/>
+          <w:b w:val="0"/>
+          <w:bCs w:val="0"/>
+          <w:lang w:val="en-GB"/>
+        </w:rPr>
+        <w:t xml:space="preserve">A </w:t>
+      </w:r>
+      <w:r>
+        <w:rPr>
+          <w:rStyle w:val="Strong"/>
+          <w:b w:val="0"/>
+          <w:bCs w:val="0"/>
+          <w:lang w:val="en-GB"/>
+        </w:rPr>
+        <w:t xml:space="preserve">code </w:t>
+      </w:r>
+      <w:r>
+        <w:rPr>
+          <w:rStyle w:val="Strong"/>
+          <w:b w:val="0"/>
+          <w:bCs w:val="0"/>
+          <w:lang w:val="en-GB"/>
+        </w:rPr>
+        <w:t>writing</w:t>
+      </w:r>
+      <w:r>
+        <w:rPr>
+          <w:rStyle w:val="Strong"/>
+          <w:b w:val="0"/>
+          <w:bCs w:val="0"/>
+          <w:lang w:val="en-GB"/>
+        </w:rPr>
+        <w:t>,</w:t>
+      </w:r>
+      <w:r>
+        <w:rPr>
+          <w:rStyle w:val="Strong"/>
+          <w:b w:val="0"/>
+          <w:bCs w:val="0"/>
+          <w:lang w:val="en-GB"/>
+        </w:rPr>
+        <w:t xml:space="preserve"> debugging </w:t>
+      </w:r>
+      <w:r>
+        <w:rPr>
+          <w:rStyle w:val="Strong"/>
+          <w:b w:val="0"/>
+          <w:bCs w:val="0"/>
+          <w:lang w:val="en-GB"/>
+        </w:rPr>
+        <w:t>and managing tool for computer programs</w:t>
+      </w:r>
+      <w:r>
+        <w:rPr>
+          <w:rStyle w:val="Strong"/>
+          <w:b w:val="0"/>
+          <w:bCs w:val="0"/>
+          <w:lang w:val="en-GB"/>
+        </w:rPr>
+        <w:t xml:space="preserve"> and websites for HTML, CSS, </w:t>
+      </w:r>
+      <w:r>
+        <w:rPr>
+          <w:rStyle w:val="Strong"/>
+          <w:b w:val="0"/>
+          <w:bCs w:val="0"/>
+          <w:lang w:val="en-GB"/>
+        </w:rPr>
+        <w:t>GitHub and JavaScript.</w:t>
+      </w:r>
+    </w:p>
+    <w:p>
+      <w:pPr>
+        <w:pStyle w:val="NoSpacing"/>
+        <w:rPr>
+          <w:rStyle w:val="Strong"/>
+          <w:b w:val="0"/>
+          <w:bCs w:val="0"/>
+        </w:rPr>
+      </w:pPr>
+    </w:p>
+    <w:p>
+      <w:pPr>
+        <w:pStyle w:val="NoSpacing"/>
+        <w:rPr>
+          <w:rStyle w:val="Strong"/>
+          <w:b w:val="0"/>
+          <w:bCs w:val="0"/>
+          <w:lang w:val="en-GB"/>
+        </w:rPr>
+      </w:pPr>
+      <w:r>
+        <w:rPr>
+          <w:rStyle w:val="Strong"/>
+          <w:b w:val="0"/>
+          <w:bCs w:val="0"/>
+        </w:rPr>
+        <w:t>Google chrome tools-</w:t>
+      </w:r>
+      <w:r>
+        <w:rPr>
+          <w:rStyle w:val="Strong"/>
+          <w:b w:val="0"/>
+          <w:bCs w:val="0"/>
+          <w:lang w:val="en-GB"/>
+        </w:rPr>
+        <w:t xml:space="preserve">Help </w:t>
+      </w:r>
+      <w:r>
+        <w:rPr>
+          <w:rStyle w:val="Strong"/>
+          <w:b w:val="0"/>
+          <w:bCs w:val="0"/>
+          <w:lang w:val="en-GB"/>
+        </w:rPr>
+        <w:t>developers create,</w:t>
+      </w:r>
+      <w:r>
+        <w:rPr>
+          <w:rStyle w:val="Strong"/>
+          <w:b w:val="0"/>
+          <w:bCs w:val="0"/>
           <w:lang w:val="en-GB"/>
         </w:rPr>
         <w:t xml:space="preserve"> </w:t>
       </w:r>
       <w:r>
         <w:rPr>
-          <w:lang w:val="en-GB"/>
-        </w:rPr>
-        <w:t xml:space="preserve">    </w:t>
-      </w:r>
-      <w:r>
-        <w:rPr>
-          <w:lang w:val="en-GB"/>
-        </w:rPr>
-        <w:t xml:space="preserve">  a home for real estate listings</w:t>
-      </w:r>
-      <w:r>
-        <w:rPr>
-          <w:lang w:val="en-GB"/>
-        </w:rPr>
-        <w:t xml:space="preserve">                               </w:t>
-      </w:r>
-      <w:r>
-        <w:rPr>
-          <w:lang w:val="en-GB"/>
-        </w:rPr>
-        <w:t>Intermediate</w:t>
-      </w:r>
-      <w:r>
-        <w:rPr>
+          <w:rStyle w:val="Strong"/>
+          <w:b w:val="0"/>
+          <w:bCs w:val="0"/>
+          <w:lang w:val="en-GB"/>
+        </w:rPr>
+        <w:t>test,</w:t>
+      </w:r>
+      <w:r>
+        <w:rPr>
+          <w:rStyle w:val="Strong"/>
+          <w:b w:val="0"/>
+          <w:bCs w:val="0"/>
           <w:lang w:val="en-GB"/>
         </w:rPr>
         <w:t xml:space="preserve"> </w:t>
       </w:r>
       <w:r>
         <w:rPr>
-          <w:lang w:val="en-GB"/>
-        </w:rPr>
-        <w:t>to advanced.</w:t>
-      </w:r>
-    </w:p>
-    <w:p>
-      <w:pPr>
-        <w:rPr>
-          <w:lang w:val="en-GB"/>
-        </w:rPr>
-      </w:pPr>
-    </w:p>
-    <w:p>
-      <w:pPr>
-        <w:rPr>
-          <w:lang w:val="en-GB"/>
-        </w:rPr>
-      </w:pPr>
-      <w:r>
-        <w:rPr>
-          <w:lang w:val="en-GB"/>
-        </w:rPr>
-        <w:t xml:space="preserve">Small </w:t>
-      </w:r>
-      <w:proofErr w:type="gramStart"/>
-      <w:r>
-        <w:rPr>
-          <w:lang w:val="en-GB"/>
-        </w:rPr>
-        <w:t xml:space="preserve">Offices </w:t>
-      </w:r>
-      <w:r>
-        <w:rPr>
-          <w:lang w:val="en-GB"/>
-        </w:rPr>
-        <w:t>:</w:t>
-      </w:r>
-      <w:proofErr w:type="gramEnd"/>
-      <w:r>
-        <w:rPr>
-          <w:lang w:val="en-GB"/>
-        </w:rPr>
-        <w:t xml:space="preserve">                 </w:t>
-      </w:r>
-      <w:r>
-        <w:rPr>
-          <w:lang w:val="en-GB"/>
-        </w:rPr>
-        <w:t xml:space="preserve">  </w:t>
-      </w:r>
-      <w:r>
-        <w:rPr>
-          <w:lang w:val="en-GB"/>
-        </w:rPr>
-        <w:t xml:space="preserve"> Businesses requiring basic janitorial tasks like</w:t>
-      </w:r>
-      <w:r>
-        <w:rPr>
-          <w:lang w:val="en-GB"/>
-        </w:rPr>
-        <w:t xml:space="preserve">   </w:t>
-      </w:r>
-    </w:p>
-    <w:p>
-      <w:pPr>
-        <w:rPr>
-          <w:lang w:val="en-GB"/>
-        </w:rPr>
-      </w:pPr>
-      <w:r>
-        <w:rPr>
-          <w:lang w:val="en-GB"/>
-        </w:rPr>
-        <w:t xml:space="preserve">                                        </w:t>
-      </w:r>
-      <w:r>
-        <w:rPr>
-          <w:lang w:val="en-GB"/>
-        </w:rPr>
-        <w:t xml:space="preserve">     </w:t>
-      </w:r>
-      <w:r>
-        <w:rPr>
-          <w:lang w:val="en-GB"/>
-        </w:rPr>
-        <w:t>trash removal and restroom sanitation.</w:t>
-      </w:r>
-    </w:p>
-    <w:p>
-      <w:pPr>
-        <w:rPr>
-          <w:lang w:val="en-GB"/>
-        </w:rPr>
-      </w:pPr>
-    </w:p>
-    <w:p>
-      <w:pPr>
-        <w:rPr>
-          <w:lang w:val="en-GB"/>
-        </w:rPr>
-      </w:pPr>
-      <w:r>
-        <w:rPr>
-          <w:lang w:val="en-GB"/>
-        </w:rPr>
-        <w:t>Construction Firms</w:t>
-      </w:r>
-      <w:r>
-        <w:rPr>
-          <w:lang w:val="en-GB"/>
-        </w:rPr>
-        <w:t>:</w:t>
-      </w:r>
-      <w:r>
-        <w:rPr>
-          <w:lang w:val="en-GB"/>
-        </w:rPr>
-        <w:t xml:space="preserve">          Contractors needing post-construction clean-up</w:t>
-      </w:r>
-      <w:r>
-        <w:rPr>
-          <w:lang w:val="en-GB"/>
-        </w:rPr>
-        <w:t xml:space="preserve">  Intermediate, seeks </w:t>
-      </w:r>
-    </w:p>
-    <w:p>
-      <w:pPr>
-        <w:rPr>
-          <w:lang w:val="en-GB"/>
-        </w:rPr>
-      </w:pPr>
-      <w:r>
-        <w:rPr>
-          <w:lang w:val="en-GB"/>
-        </w:rPr>
-        <w:t xml:space="preserve">                                        </w:t>
-      </w:r>
-      <w:r>
-        <w:rPr>
-          <w:lang w:val="en-GB"/>
-        </w:rPr>
-        <w:t xml:space="preserve">     </w:t>
-      </w:r>
-      <w:r>
-        <w:rPr>
-          <w:lang w:val="en-GB"/>
-        </w:rPr>
-        <w:t xml:space="preserve">to remove dust and debris before handling over </w:t>
-      </w:r>
-      <w:r>
-        <w:rPr>
-          <w:lang w:val="en-GB"/>
-        </w:rPr>
-        <w:t xml:space="preserve">  detailed</w:t>
-      </w:r>
-      <w:r>
-        <w:rPr>
-          <w:lang w:val="en-GB"/>
-        </w:rPr>
-        <w:t xml:space="preserve"> specifications,</w:t>
-      </w:r>
-    </w:p>
-    <w:p>
-      <w:pPr>
-        <w:rPr>
-          <w:lang w:val="en-GB"/>
-        </w:rPr>
-      </w:pPr>
-      <w:r>
-        <w:rPr>
-          <w:lang w:val="en-GB"/>
-        </w:rPr>
-        <w:t xml:space="preserve">                                        </w:t>
-      </w:r>
-      <w:r>
-        <w:rPr>
-          <w:lang w:val="en-GB"/>
-        </w:rPr>
-        <w:t xml:space="preserve">     </w:t>
-      </w:r>
-      <w:r>
-        <w:rPr>
-          <w:lang w:val="en-GB"/>
-        </w:rPr>
-        <w:t>a building.</w:t>
-      </w:r>
-      <w:r>
-        <w:rPr>
-          <w:lang w:val="en-GB"/>
-        </w:rPr>
-        <w:t xml:space="preserve">                                                                      Compares services</w:t>
-      </w:r>
-      <w:r>
-        <w:rPr>
-          <w:lang w:val="en-GB"/>
-        </w:rPr>
-        <w:t>.</w:t>
-      </w:r>
-    </w:p>
-    <w:p>
-      <w:pPr>
-        <w:rPr>
-          <w:lang w:val="en-GB"/>
-        </w:rPr>
-      </w:pPr>
-      <w:r>
-        <w:rPr>
-          <w:lang w:val="en-GB"/>
-        </w:rPr>
-        <w:t>TYPE OF WEBSITE</w:t>
-      </w:r>
-    </w:p>
-    <w:p>
-      <w:pPr>
-        <w:rPr>
-          <w:lang w:val="en-GB"/>
-        </w:rPr>
-      </w:pPr>
-      <w:r>
-        <w:rPr>
-          <w:lang w:val="en-GB"/>
-        </w:rPr>
-        <w:t>Rib2’s Sparkle and Prestige Cleaners is mainly a business website, service-based website designed to show what services are offered, explain pricing or packages and allow customers to book or contact. It is also a small business website as it introduces the business, builds trust and attracts customers. Lastly it is a marketing website used to promote the brand, show before and after images, display testimonials and reviews to convince visitors to choose our service.</w:t>
-      </w:r>
-    </w:p>
-    <w:p>
-      <w:pPr>
-        <w:rPr>
-          <w:rStyle w:val="Strong"/>
-          <w:lang w:val="en-GB"/>
-        </w:rPr>
-      </w:pPr>
-      <w:r>
-        <w:rPr>
-          <w:rStyle w:val="Strong"/>
-          <w:lang w:val="en-GB"/>
-        </w:rPr>
-        <w:t xml:space="preserve">INFORMATION TAXONOMY AND DESIGN </w:t>
-      </w:r>
-    </w:p>
-    <w:p>
-      <w:pPr>
-        <w:rPr>
-          <w:lang w:val="en-GB"/>
-        </w:rPr>
-      </w:pPr>
-      <w:r>
-        <w:rPr>
-          <w:lang w:val="en-GB"/>
-        </w:rPr>
-        <w:t>INFORMATION ARCHITECTURE</w:t>
-      </w:r>
-    </w:p>
-    <w:p>
-      <w:pPr>
-        <w:rPr>
-          <w:lang w:val="en-GB"/>
-        </w:rPr>
-      </w:pPr>
-      <w:r>
-        <w:rPr>
-          <w:lang w:val="en-GB"/>
-        </w:rPr>
-        <w:t xml:space="preserve">The website follows a </w:t>
-      </w:r>
-      <w:r>
-        <w:rPr>
-          <w:lang w:val="en-GB"/>
-        </w:rPr>
-        <w:t>hierarchical</w:t>
-      </w:r>
-      <w:r>
-        <w:rPr>
-          <w:lang w:val="en-GB"/>
-        </w:rPr>
-        <w:t xml:space="preserve"> information architecture that organizes content into logical categories. This structure ensures that users can find information efficiently within three clicks, following the standard web usability guideline. The </w:t>
-      </w:r>
-      <w:r>
-        <w:rPr>
-          <w:lang w:val="en-GB"/>
-        </w:rPr>
-        <w:t>architecture</w:t>
-      </w:r>
-      <w:r>
-        <w:rPr>
-          <w:lang w:val="en-GB"/>
-        </w:rPr>
-        <w:t xml:space="preserve"> is designed to guide users from</w:t>
-      </w:r>
-      <w:r>
-        <w:rPr>
-          <w:lang w:val="en-GB"/>
-        </w:rPr>
-        <w:t xml:space="preserve"> general information to specific details progressively.</w:t>
-      </w:r>
-    </w:p>
-    <w:p>
-      <w:pPr>
-        <w:rPr>
-          <w:lang w:val="en-GB"/>
-        </w:rPr>
-      </w:pPr>
-      <w:r>
-        <w:rPr>
-          <w:lang w:val="en-GB"/>
-        </w:rPr>
-        <w:t>Website Pages</w:t>
-      </w:r>
-    </w:p>
-    <w:p>
-      <w:pPr>
-        <w:rPr>
-          <w:lang w:val="en-GB"/>
-        </w:rPr>
-      </w:pPr>
-      <w:r>
-        <w:rPr>
-          <w:lang w:val="en-GB"/>
-        </w:rPr>
-        <w:t>1.HOME (services overview, about us, our work)</w:t>
-      </w:r>
-    </w:p>
-    <w:p>
-      <w:pPr>
-        <w:rPr>
-          <w:lang w:val="en-GB"/>
-        </w:rPr>
-      </w:pPr>
-      <w:r>
-        <w:rPr>
-          <w:lang w:val="en-GB"/>
-        </w:rPr>
-        <w:t>2.ABOUT (who we are, fun fact, mission, vision, why choose us, our team)</w:t>
-      </w:r>
-    </w:p>
-    <w:p>
-      <w:pPr>
-        <w:rPr>
-          <w:lang w:val="en-GB"/>
-        </w:rPr>
-      </w:pPr>
-      <w:r>
-        <w:rPr>
-          <w:lang w:val="en-GB"/>
-        </w:rPr>
-        <w:t>3. Services (residential cleaning, commercial cleaning, deep cleaning, post-              construction, move-in/move-out, carpet and upholstery)</w:t>
-      </w:r>
-    </w:p>
-    <w:p>
-      <w:pPr>
-        <w:rPr>
-          <w:lang w:val="en-GB"/>
-        </w:rPr>
-      </w:pPr>
-      <w:r>
-        <w:rPr>
-          <w:lang w:val="en-GB"/>
-        </w:rPr>
-        <w:t>4.Gallery (client testimonials</w:t>
-      </w:r>
-    </w:p>
-    <w:p>
-      <w:pPr>
-        <w:rPr>
-          <w:lang w:val="en-GB"/>
-        </w:rPr>
-      </w:pPr>
-      <w:r>
-        <w:rPr>
-          <w:lang w:val="en-GB"/>
-        </w:rPr>
-        <w:t>SITE MAP STRUCTURE</w:t>
-      </w:r>
-    </w:p>
-    <w:p>
-      <w:pPr>
-        <w:rPr>
-          <w:lang w:val="en-GB"/>
-        </w:rPr>
-      </w:pPr>
-      <w:r>
-        <w:rPr>
-          <w:lang w:val="en-GB"/>
-        </w:rPr>
-        <w:t>CONTENT TAXONOMY</w:t>
-      </w:r>
-    </w:p>
-    <w:p>
-      <w:pPr>
-        <w:rPr>
-          <w:lang w:val="en-GB"/>
-        </w:rPr>
-      </w:pPr>
-      <w:r>
-        <w:rPr>
-          <w:lang w:val="en-GB"/>
-        </w:rPr>
-        <w:t xml:space="preserve">Content is organized into a </w:t>
-      </w:r>
-      <w:r>
-        <w:rPr>
-          <w:lang w:val="en-GB"/>
-        </w:rPr>
-        <w:t>hierarchical</w:t>
-      </w:r>
-      <w:r>
-        <w:rPr>
-          <w:lang w:val="en-GB"/>
-        </w:rPr>
-        <w:t xml:space="preserve"> taxonomy that categorizes information by </w:t>
-      </w:r>
-      <w:r>
-        <w:rPr>
-          <w:lang w:val="en-GB"/>
-        </w:rPr>
-        <w:t>its</w:t>
-      </w:r>
-      <w:r>
-        <w:rPr>
-          <w:lang w:val="en-GB"/>
-        </w:rPr>
-        <w:t xml:space="preserve"> type and purpose so it’s easy to find, understand and mange different content elements.</w:t>
-      </w:r>
-    </w:p>
-    <w:p>
-      <w:pPr>
-        <w:rPr>
-          <w:lang w:val="en-GB"/>
-        </w:rPr>
-      </w:pPr>
-      <w:r>
-        <w:rPr>
-          <w:lang w:val="en-GB"/>
-        </w:rPr>
-        <w:lastRenderedPageBreak/>
-        <w:t>1.HOME (services overview, about us, our work)</w:t>
-      </w:r>
-    </w:p>
-    <w:p>
-      <w:pPr>
-        <w:rPr>
-          <w:lang w:val="en-GB"/>
-        </w:rPr>
-      </w:pPr>
-      <w:r>
-        <w:rPr>
-          <w:lang w:val="en-GB"/>
-        </w:rPr>
-        <w:t>2.ABOUT (who we are, fun fact, mission, vision, why choose us, our team)</w:t>
-      </w:r>
-    </w:p>
-    <w:p>
-      <w:pPr>
-        <w:rPr>
-          <w:lang w:val="en-GB"/>
-        </w:rPr>
-      </w:pPr>
-      <w:r>
-        <w:rPr>
-          <w:lang w:val="en-GB"/>
-        </w:rPr>
-        <w:t>3. Services (residential cleaning, commercial cleaning, deep cleaning, post-construction, move-in/move-out, carpet and upholstery)</w:t>
-      </w:r>
-    </w:p>
-    <w:p>
-      <w:pPr>
-        <w:rPr>
-          <w:lang w:val="en-GB"/>
-        </w:rPr>
-      </w:pPr>
-      <w:r>
-        <w:rPr>
-          <w:lang w:val="en-GB"/>
-        </w:rPr>
-        <w:t>4.Gallery (</w:t>
-      </w:r>
-    </w:p>
-    <w:p>
-      <w:pPr>
-        <w:rPr>
-          <w:lang w:val="en-GB"/>
-        </w:rPr>
-      </w:pPr>
-      <w:r>
-        <w:rPr>
-          <w:lang w:val="en-GB"/>
-        </w:rPr>
-        <w:t xml:space="preserve">5.Contact </w:t>
-      </w:r>
-      <w:r>
-        <w:rPr>
-          <w:lang w:val="en-GB"/>
-        </w:rPr>
-        <w:t>(phone</w:t>
-      </w:r>
-      <w:r>
-        <w:rPr>
-          <w:lang w:val="en-GB"/>
-        </w:rPr>
+          <w:rStyle w:val="Strong"/>
+          <w:b w:val="0"/>
+          <w:bCs w:val="0"/>
+          <w:lang w:val="en-GB"/>
+        </w:rPr>
+        <w:t>debug</w:t>
+      </w:r>
+      <w:r>
+        <w:rPr>
+          <w:rStyle w:val="Strong"/>
+          <w:b w:val="0"/>
+          <w:bCs w:val="0"/>
+          <w:lang w:val="en-GB"/>
+        </w:rPr>
+        <w:t xml:space="preserve"> and improve websites and web applications.</w:t>
+      </w:r>
+    </w:p>
+    <w:p>
+      <w:pPr>
+        <w:pStyle w:val="NoSpacing"/>
+        <w:rPr>
+          <w:rStyle w:val="Strong"/>
+          <w:b w:val="0"/>
+          <w:bCs w:val="0"/>
+        </w:rPr>
+      </w:pPr>
+    </w:p>
+    <w:p>
+      <w:pPr>
+        <w:pStyle w:val="NoSpacing"/>
+        <w:rPr>
+          <w:rStyle w:val="Strong"/>
+          <w:b w:val="0"/>
+          <w:bCs w:val="0"/>
+          <w:lang w:val="en-GB"/>
+        </w:rPr>
+      </w:pPr>
+      <w:r>
+        <w:rPr>
+          <w:rStyle w:val="Strong"/>
+          <w:b w:val="0"/>
+          <w:bCs w:val="0"/>
+        </w:rPr>
+        <w:t>GitHub/GitHub Pages-</w:t>
+      </w:r>
+      <w:r>
+        <w:rPr>
+          <w:rStyle w:val="Strong"/>
+          <w:b w:val="0"/>
+          <w:bCs w:val="0"/>
+          <w:lang w:val="en-GB"/>
+        </w:rPr>
+        <w:t>Used by developers</w:t>
+      </w:r>
+      <w:r>
+        <w:rPr>
+          <w:rStyle w:val="Strong"/>
+          <w:b w:val="0"/>
+          <w:bCs w:val="0"/>
+          <w:lang w:val="en-GB"/>
+        </w:rPr>
+        <w:t xml:space="preserve"> to create, test,</w:t>
+      </w:r>
+      <w:r>
+        <w:rPr>
+          <w:rStyle w:val="Strong"/>
+          <w:b w:val="0"/>
+          <w:bCs w:val="0"/>
+          <w:lang w:val="en-GB"/>
+        </w:rPr>
+        <w:t xml:space="preserve"> debug and improve websites and web applications.</w:t>
+      </w:r>
+    </w:p>
+    <w:p>
+      <w:pPr>
+        <w:rPr>
+          <w:rStyle w:val="Strong"/>
+          <w:lang w:val="en-GB"/>
+        </w:rPr>
+      </w:pPr>
+    </w:p>
+    <w:p>
+      <w:pPr>
+        <w:rPr>
+          <w:rStyle w:val="Strong"/>
+          <w:lang w:val="en-GB"/>
+        </w:rPr>
+      </w:pPr>
+      <w:r>
+        <w:rPr>
+          <w:rStyle w:val="Strong"/>
+          <w:lang w:val="en-GB"/>
+        </w:rPr>
+        <w:t>Graphics and Design Tools</w:t>
+      </w:r>
+    </w:p>
+    <w:p>
+      <w:pPr>
+        <w:pStyle w:val="NoSpacing"/>
+        <w:rPr>
+          <w:rStyle w:val="Strong"/>
+          <w:b w:val="0"/>
+          <w:bCs w:val="0"/>
+        </w:rPr>
+      </w:pPr>
+    </w:p>
+    <w:p>
+      <w:pPr>
+        <w:pStyle w:val="NoSpacing"/>
+      </w:pPr>
+      <w:r>
+        <w:rPr>
+          <w:rStyle w:val="Strong"/>
+          <w:b w:val="0"/>
+          <w:bCs w:val="0"/>
+          <w:lang w:val="en-GB"/>
+        </w:rPr>
+        <w:t>Canva</w:t>
+      </w:r>
+      <w:r>
+        <w:rPr>
+          <w:rStyle w:val="Strong"/>
+          <w:b w:val="0"/>
+          <w:bCs w:val="0"/>
+          <w:lang w:val="en-GB"/>
+        </w:rPr>
+        <w:t>-</w:t>
+      </w:r>
+      <w:r>
         <w:t xml:space="preserve"> </w:t>
       </w:r>
       <w:r>
         <w:rPr>
           <w:lang w:val="en-GB"/>
         </w:rPr>
-        <w:t>number, email</w:t>
-      </w:r>
-      <w:r>
-        <w:rPr>
-          <w:lang w:val="en-GB"/>
-        </w:rPr>
-        <w:t xml:space="preserve"> address, </w:t>
-      </w:r>
-      <w:r>
-        <w:rPr>
-          <w:lang w:val="en-GB"/>
-        </w:rPr>
-        <w:t>location, business hours,</w:t>
-      </w:r>
-      <w:r>
-        <w:rPr>
-          <w:lang w:val="en-GB"/>
-        </w:rPr>
-        <w:t xml:space="preserve"> get in touch, book us, find us)</w:t>
-      </w:r>
-    </w:p>
-    <w:p>
-      <w:pPr>
-        <w:rPr>
-          <w:lang w:val="en-GB"/>
-        </w:rPr>
-      </w:pPr>
-      <w:r>
-        <w:rPr>
-          <w:lang w:val="en-GB"/>
-        </w:rPr>
-        <w:t>TECHINICAL BRIEF</w:t>
-      </w:r>
-    </w:p>
-    <w:p>
-      <w:pPr>
-        <w:rPr>
-          <w:lang w:val="en-GB"/>
-        </w:rPr>
-      </w:pPr>
-      <w:r>
-        <w:rPr>
-          <w:lang w:val="en-GB"/>
-        </w:rPr>
-        <w:t xml:space="preserve">Technologies used </w:t>
-      </w:r>
-    </w:p>
-    <w:p>
-      <w:pPr>
-        <w:rPr>
-          <w:lang w:val="en-GB"/>
-        </w:rPr>
-      </w:pPr>
-      <w:r>
-        <w:rPr>
-          <w:lang w:val="en-GB"/>
-        </w:rPr>
-        <w:t>The website uses front-end, back-end and supporting technologies to make it functional, attractive and easy for customers to book services.</w:t>
-      </w:r>
-    </w:p>
-    <w:p>
-      <w:pPr>
-        <w:rPr>
-          <w:lang w:val="en-GB"/>
-        </w:rPr>
-      </w:pPr>
-      <w:r>
-        <w:rPr>
-          <w:lang w:val="en-GB"/>
-        </w:rPr>
-        <w:t>HTML5- structures the website (pages like home, services, contact)</w:t>
-      </w:r>
-    </w:p>
-    <w:p>
-      <w:pPr>
-        <w:rPr>
-          <w:lang w:val="en-GB"/>
-        </w:rPr>
-      </w:pPr>
-      <w:r>
-        <w:rPr>
-          <w:lang w:val="en-GB"/>
-        </w:rPr>
-        <w:t>CSS</w:t>
-      </w:r>
-      <w:r>
-        <w:rPr>
-          <w:lang w:val="en-GB"/>
-        </w:rPr>
-        <w:t xml:space="preserve">- Styles the website and responsive design/layouts (colours, layout, fonts) </w:t>
-      </w:r>
-    </w:p>
-    <w:p>
-      <w:pPr>
-        <w:rPr>
-          <w:lang w:val="en-GB"/>
-        </w:rPr>
-      </w:pPr>
-      <w:r>
-        <w:rPr>
-          <w:lang w:val="en-GB"/>
-        </w:rPr>
-        <w:t>JAVA SCRIPT- Adds interactivity (forms, buttons, animations)</w:t>
-      </w:r>
-    </w:p>
-    <w:p>
-      <w:pPr>
-        <w:rPr>
-          <w:lang w:val="en-GB"/>
-        </w:rPr>
-      </w:pPr>
-      <w:r>
-        <w:rPr>
-          <w:lang w:val="en-GB"/>
-        </w:rPr>
-        <w:t xml:space="preserve">BOOTSTRAP 5.3- </w:t>
-      </w:r>
-    </w:p>
-    <w:p>
-      <w:pPr>
-        <w:rPr>
-          <w:rStyle w:val="Strong"/>
-          <w:lang w:val="en-GB"/>
-        </w:rPr>
-      </w:pPr>
-      <w:r>
-        <w:rPr>
-          <w:rStyle w:val="Strong"/>
-          <w:lang w:val="en-GB"/>
-        </w:rPr>
-        <w:t>SOFTWARE TOOLS AND RESOURCES</w:t>
-      </w:r>
-    </w:p>
-    <w:p>
-      <w:pPr>
-        <w:rPr>
-          <w:rStyle w:val="Strong"/>
-          <w:lang w:val="en-GB"/>
-        </w:rPr>
-      </w:pPr>
-      <w:r>
-        <w:rPr>
-          <w:rStyle w:val="Strong"/>
-          <w:lang w:val="en-GB"/>
-        </w:rPr>
-        <w:t>Different software tools were used throughout the development process in order to edit, create and test the website. These tools were selected based on industry standards and educational appropriateness for first year students.</w:t>
-      </w:r>
-    </w:p>
-    <w:p>
-      <w:pPr>
-        <w:rPr>
-          <w:rStyle w:val="Strong"/>
-          <w:lang w:val="en-GB"/>
-        </w:rPr>
-      </w:pPr>
-      <w:r>
-        <w:rPr>
-          <w:rStyle w:val="Strong"/>
-          <w:lang w:val="en-GB"/>
-        </w:rPr>
-        <w:t>Development Tools</w:t>
-      </w:r>
-    </w:p>
-    <w:p>
-      <w:pPr>
-        <w:rPr>
-          <w:rStyle w:val="Strong"/>
-          <w:lang w:val="en-GB"/>
-        </w:rPr>
-      </w:pPr>
-      <w:r>
-        <w:rPr>
-          <w:rStyle w:val="Strong"/>
-          <w:lang w:val="en-GB"/>
-        </w:rPr>
-        <w:t>Visual studio code-</w:t>
-      </w:r>
-    </w:p>
-    <w:p>
-      <w:pPr>
-        <w:rPr>
-          <w:rStyle w:val="Strong"/>
-          <w:lang w:val="en-GB"/>
-        </w:rPr>
-      </w:pPr>
-    </w:p>
-    <w:p>
-      <w:pPr>
-        <w:rPr>
-          <w:rStyle w:val="Strong"/>
-          <w:lang w:val="en-GB"/>
-        </w:rPr>
-      </w:pPr>
-      <w:r>
-        <w:rPr>
-          <w:rStyle w:val="Strong"/>
-          <w:lang w:val="en-GB"/>
-        </w:rPr>
-        <w:t>Google chrome tools-</w:t>
-      </w:r>
-    </w:p>
-    <w:p>
-      <w:pPr>
-        <w:rPr>
-          <w:rStyle w:val="Strong"/>
-          <w:lang w:val="en-GB"/>
-        </w:rPr>
-      </w:pPr>
-    </w:p>
-    <w:p>
-      <w:pPr>
-        <w:rPr>
-          <w:rStyle w:val="Strong"/>
-          <w:lang w:val="en-GB"/>
-        </w:rPr>
-      </w:pPr>
-      <w:r>
-        <w:rPr>
-          <w:rStyle w:val="Strong"/>
-          <w:lang w:val="en-GB"/>
-        </w:rPr>
-        <w:t>GitHub/GitHub Pages-</w:t>
-      </w:r>
-    </w:p>
-    <w:p>
-      <w:pPr>
-        <w:rPr>
-          <w:rStyle w:val="Strong"/>
-          <w:lang w:val="en-GB"/>
-        </w:rPr>
-      </w:pPr>
-    </w:p>
-    <w:p>
-      <w:pPr>
-        <w:rPr>
-          <w:rStyle w:val="Strong"/>
-          <w:lang w:val="en-GB"/>
-        </w:rPr>
-      </w:pPr>
-      <w:r>
-        <w:rPr>
-          <w:rStyle w:val="Strong"/>
-          <w:lang w:val="en-GB"/>
-        </w:rPr>
-        <w:t>Graphics and Design Tools</w:t>
-      </w:r>
-    </w:p>
-    <w:p>
-      <w:pPr>
-        <w:rPr>
-          <w:rStyle w:val="Strong"/>
-          <w:lang w:val="en-GB"/>
-        </w:rPr>
-      </w:pPr>
-      <w:r>
-        <w:rPr>
-          <w:rStyle w:val="Strong"/>
-          <w:lang w:val="en-GB"/>
-        </w:rPr>
-        <w:t>Gimp-</w:t>
-      </w:r>
-    </w:p>
-    <w:p>
-      <w:pPr>
-        <w:rPr>
-          <w:rStyle w:val="Strong"/>
-          <w:lang w:val="en-GB"/>
-        </w:rPr>
-      </w:pPr>
-      <w:r>
-        <w:rPr>
-          <w:rStyle w:val="Strong"/>
-          <w:lang w:val="en-GB"/>
+        <w:t>A</w:t>
+      </w:r>
+      <w:r>
+        <w:t xml:space="preserve"> cloud-based graphic design platform used to create visual content quickly and easily.</w:t>
+      </w:r>
+    </w:p>
+    <w:p>
+      <w:pPr>
+        <w:pStyle w:val="NoSpacing"/>
+        <w:rPr>
+          <w:rStyle w:val="Strong"/>
+          <w:b w:val="0"/>
+          <w:bCs w:val="0"/>
+          <w:lang w:val="en-GB"/>
+        </w:rPr>
+      </w:pPr>
+    </w:p>
+    <w:p>
+      <w:pPr>
+        <w:pStyle w:val="NoSpacing"/>
+      </w:pPr>
+      <w:r>
+        <w:rPr>
+          <w:rStyle w:val="Strong"/>
+          <w:b w:val="0"/>
+          <w:bCs w:val="0"/>
         </w:rPr>
         <w:t>Wireframe tools</w:t>
       </w:r>
-    </w:p>
-    <w:p>
-      <w:pPr>
-        <w:rPr>
-          <w:rStyle w:val="Strong"/>
-          <w:lang w:val="en-GB"/>
-        </w:rPr>
-      </w:pPr>
-      <w:r>
-        <w:rPr>
-          <w:rStyle w:val="Strong"/>
-          <w:lang w:val="en-GB"/>
+      <w:r>
+        <w:rPr>
+          <w:rStyle w:val="Strong"/>
+          <w:b w:val="0"/>
+          <w:bCs w:val="0"/>
+          <w:lang w:val="en-GB"/>
+        </w:rPr>
+        <w:t>-</w:t>
+      </w:r>
+      <w:r>
+        <w:t xml:space="preserve"> </w:t>
+      </w:r>
+      <w:r>
+        <w:t>Wireframe tools are graphics and design tools used to create the basic structure and layout of websites, mobile apps, and software interfaces before full development begins.</w:t>
+      </w:r>
+    </w:p>
+    <w:p>
+      <w:pPr>
+        <w:pStyle w:val="NoSpacing"/>
+        <w:rPr>
+          <w:rStyle w:val="Strong"/>
+          <w:b w:val="0"/>
+          <w:bCs w:val="0"/>
+          <w:lang w:val="en-GB"/>
+        </w:rPr>
+      </w:pPr>
+    </w:p>
+    <w:p>
+      <w:pPr>
+        <w:pStyle w:val="NoSpacing"/>
+        <w:rPr>
+          <w:rStyle w:val="Strong"/>
+          <w:b w:val="0"/>
+          <w:bCs w:val="0"/>
+          <w:lang w:val="en-GB"/>
+        </w:rPr>
+      </w:pPr>
+      <w:r>
+        <w:rPr>
+          <w:rStyle w:val="Strong"/>
+          <w:b w:val="0"/>
+          <w:bCs w:val="0"/>
         </w:rPr>
         <w:t>Pinterest</w:t>
       </w:r>
-    </w:p>
-    <w:p>
-      <w:pPr>
-        <w:rPr>
-          <w:rStyle w:val="Strong"/>
-          <w:lang w:val="en-GB"/>
-        </w:rPr>
-      </w:pPr>
-      <w:r>
-        <w:rPr>
-          <w:rStyle w:val="Strong"/>
-          <w:lang w:val="en-GB"/>
-        </w:rPr>
-        <w:t xml:space="preserve">References </w:t>
-      </w:r>
+      <w:r>
+        <w:rPr>
+          <w:rStyle w:val="Strong"/>
+          <w:b w:val="0"/>
+          <w:bCs w:val="0"/>
+          <w:lang w:val="en-GB"/>
+        </w:rPr>
+        <w:t>-</w:t>
+      </w:r>
+      <w:r>
+        <w:t xml:space="preserve"> </w:t>
+      </w:r>
+      <w:r>
+        <w:rPr>
+          <w:lang w:val="en-GB"/>
+        </w:rPr>
+        <w:t>A</w:t>
+      </w:r>
+      <w:r>
+        <w:t xml:space="preserve"> visual discovery and inspiration platform that is widely used as a graphics and design tool for collecting, organizing, and sharing creative ideas.</w:t>
+      </w:r>
+    </w:p>
+    <w:p>
+      <w:pPr>
+        <w:pStyle w:val="NoSpacing"/>
+        <w:rPr>
+          <w:rStyle w:val="Strong"/>
+          <w:b w:val="0"/>
+          <w:bCs w:val="0"/>
+        </w:rPr>
+      </w:pPr>
+    </w:p>
+    <w:p>
+      <w:pPr>
+        <w:pStyle w:val="NoSpacing"/>
+        <w:rPr>
+          <w:rStyle w:val="Strong"/>
+          <w:lang w:val="en-GB"/>
+        </w:rPr>
+      </w:pPr>
+      <w:r>
+        <w:rPr>
+          <w:rStyle w:val="Strong"/>
+          <w:lang w:val="en-GB"/>
+        </w:rPr>
+        <w:t>R</w:t>
+      </w:r>
+      <w:r>
+        <w:rPr>
+          <w:rStyle w:val="Strong"/>
+          <w:lang w:val="en-GB"/>
+        </w:rPr>
+        <w:t>eferences</w:t>
+      </w:r>
+    </w:p>
+    <w:p>
+      <w:pPr>
+        <w:numPr>
+          <w:ilvl w:val="0"/>
+          <w:numId w:val="6"/>
+        </w:numPr>
+        <w:spacing w:line="240" w:lineRule="auto"/>
+        <w:contextualSpacing/>
+        <w:jc w:val="both"/>
+        <w:rPr>
+          <w:rFonts w:ascii="Aptos" w:eastAsia="Times New Roman" w:hAnsi="Aptos" w:cs="Times New Roman"/>
+          <w:kern w:val="2"/>
+          <w:sz w:val="24"/>
+          <w:szCs w:val="24"/>
+        </w:rPr>
+      </w:pPr>
+      <w:r>
+        <w:rPr>
+          <w:rFonts w:ascii="Aptos" w:eastAsia="Times New Roman" w:hAnsi="Aptos" w:cs="Times New Roman"/>
+          <w:kern w:val="2"/>
+          <w:sz w:val="24"/>
+          <w:szCs w:val="24"/>
+        </w:rPr>
+        <w:t xml:space="preserve">W3Schools for </w:t>
+      </w:r>
+      <w:r>
+        <w:rPr>
+          <w:rFonts w:ascii="Aptos" w:eastAsia="Times New Roman" w:hAnsi="Aptos" w:cs="Times New Roman"/>
+          <w:kern w:val="2"/>
+          <w:sz w:val="24"/>
+          <w:szCs w:val="24"/>
+        </w:rPr>
+        <w:t>JavaScript</w:t>
+      </w:r>
+      <w:r>
+        <w:rPr>
+          <w:rFonts w:ascii="Aptos" w:eastAsia="Times New Roman" w:hAnsi="Aptos" w:cs="Times New Roman"/>
+          <w:kern w:val="2"/>
+          <w:sz w:val="24"/>
+          <w:szCs w:val="24"/>
+        </w:rPr>
+        <w:t xml:space="preserve"> </w:t>
+      </w:r>
+      <w:r>
+        <w:rPr>
+          <w:rFonts w:ascii="Aptos" w:eastAsia="Times New Roman" w:hAnsi="Aptos" w:cs="Times New Roman"/>
+          <w:kern w:val="2"/>
+          <w:sz w:val="24"/>
+          <w:szCs w:val="24"/>
+        </w:rPr>
+        <w:t>tutorial:</w:t>
+      </w:r>
+      <w:r>
+        <w:rPr>
+          <w:rFonts w:ascii="Aptos" w:eastAsia="Times New Roman" w:hAnsi="Aptos" w:cs="Times New Roman"/>
+          <w:kern w:val="2"/>
+          <w:sz w:val="24"/>
+          <w:szCs w:val="24"/>
+        </w:rPr>
+        <w:t xml:space="preserve"> </w:t>
+      </w:r>
+      <w:hyperlink r:id="rId9" w:history="1">
+        <w:r>
+          <w:rPr>
+            <w:rFonts w:ascii="Aptos" w:eastAsia="Times New Roman" w:hAnsi="Aptos" w:cs="Times New Roman"/>
+            <w:color w:val="467886"/>
+            <w:kern w:val="2"/>
+            <w:sz w:val="24"/>
+            <w:szCs w:val="24"/>
+            <w:u w:val="single"/>
+          </w:rPr>
+          <w:t>https://www.w3schools.com/js/</w:t>
+        </w:r>
+      </w:hyperlink>
+      <w:r>
+        <w:rPr>
+          <w:rFonts w:ascii="Aptos" w:eastAsia="Times New Roman" w:hAnsi="Aptos" w:cs="Times New Roman"/>
+          <w:kern w:val="2"/>
+          <w:sz w:val="24"/>
+          <w:szCs w:val="24"/>
+        </w:rPr>
+        <w:t xml:space="preserve">: </w:t>
+      </w:r>
+    </w:p>
+    <w:p>
+      <w:pPr>
+        <w:numPr>
+          <w:ilvl w:val="0"/>
+          <w:numId w:val="6"/>
+        </w:numPr>
+        <w:spacing w:line="240" w:lineRule="auto"/>
+        <w:contextualSpacing/>
+        <w:jc w:val="both"/>
+        <w:rPr>
+          <w:rFonts w:ascii="Aptos" w:eastAsia="Times New Roman" w:hAnsi="Aptos" w:cs="Times New Roman"/>
+          <w:kern w:val="2"/>
+          <w:sz w:val="24"/>
+          <w:szCs w:val="24"/>
+        </w:rPr>
+      </w:pPr>
+      <w:r>
+        <w:rPr>
+          <w:rFonts w:ascii="Aptos" w:eastAsia="Times New Roman" w:hAnsi="Aptos" w:cs="Times New Roman"/>
+          <w:kern w:val="2"/>
+          <w:sz w:val="24"/>
+          <w:szCs w:val="24"/>
+        </w:rPr>
+        <w:t xml:space="preserve">Web fundamentals, responsive web design </w:t>
+      </w:r>
+      <w:r>
+        <w:rPr>
+          <w:rFonts w:ascii="Aptos" w:eastAsia="Times New Roman" w:hAnsi="Aptos" w:cs="Times New Roman"/>
+          <w:kern w:val="2"/>
+          <w:sz w:val="24"/>
+          <w:szCs w:val="24"/>
+        </w:rPr>
+        <w:t>basics:</w:t>
+      </w:r>
+      <w:r>
+        <w:rPr>
+          <w:rFonts w:ascii="Aptos" w:eastAsia="Times New Roman" w:hAnsi="Aptos" w:cs="Times New Roman"/>
+          <w:kern w:val="2"/>
+          <w:sz w:val="24"/>
+          <w:szCs w:val="24"/>
+        </w:rPr>
+        <w:t xml:space="preserve"> </w:t>
+      </w:r>
+      <w:hyperlink r:id="rId10" w:history="1">
+        <w:r>
+          <w:rPr>
+            <w:rFonts w:ascii="Aptos" w:eastAsia="Times New Roman" w:hAnsi="Aptos" w:cs="Times New Roman"/>
+            <w:color w:val="467886"/>
+            <w:kern w:val="2"/>
+            <w:sz w:val="24"/>
+            <w:szCs w:val="24"/>
+            <w:u w:val="single"/>
+          </w:rPr>
+          <w:t>https://developers.google.com/articles/usability-101-introduction-to-usability/</w:t>
+        </w:r>
+      </w:hyperlink>
+    </w:p>
+    <w:p>
+      <w:pPr>
+        <w:numPr>
+          <w:ilvl w:val="0"/>
+          <w:numId w:val="6"/>
+        </w:numPr>
+        <w:spacing w:line="240" w:lineRule="auto"/>
+        <w:contextualSpacing/>
+        <w:jc w:val="both"/>
+        <w:rPr>
+          <w:rFonts w:ascii="Aptos" w:eastAsia="Times New Roman" w:hAnsi="Aptos" w:cs="Times New Roman"/>
+          <w:kern w:val="2"/>
+          <w:sz w:val="24"/>
+          <w:szCs w:val="24"/>
+        </w:rPr>
+      </w:pPr>
+      <w:r>
+        <w:rPr>
+          <w:rFonts w:ascii="Aptos" w:eastAsia="Times New Roman" w:hAnsi="Aptos" w:cs="Times New Roman"/>
+          <w:kern w:val="2"/>
+          <w:sz w:val="24"/>
+          <w:szCs w:val="24"/>
+        </w:rPr>
+        <w:t xml:space="preserve">W3C web Accessibility initiative. Web Accessibility </w:t>
+      </w:r>
+      <w:r>
+        <w:rPr>
+          <w:rFonts w:ascii="Aptos" w:eastAsia="Times New Roman" w:hAnsi="Aptos" w:cs="Times New Roman"/>
+          <w:kern w:val="2"/>
+          <w:sz w:val="24"/>
+          <w:szCs w:val="24"/>
+        </w:rPr>
+        <w:t>Tutorials:</w:t>
+      </w:r>
+      <w:r>
+        <w:rPr>
+          <w:rFonts w:ascii="Aptos" w:eastAsia="Times New Roman" w:hAnsi="Aptos" w:cs="Times New Roman"/>
+          <w:kern w:val="2"/>
+          <w:sz w:val="24"/>
+          <w:szCs w:val="24"/>
+        </w:rPr>
+        <w:t xml:space="preserve"> </w:t>
+      </w:r>
+      <w:hyperlink r:id="rId11" w:history="1">
+        <w:r>
+          <w:rPr>
+            <w:rFonts w:ascii="Aptos" w:eastAsia="Times New Roman" w:hAnsi="Aptos" w:cs="Times New Roman"/>
+            <w:color w:val="467886"/>
+            <w:kern w:val="2"/>
+            <w:sz w:val="24"/>
+            <w:szCs w:val="24"/>
+            <w:u w:val="single"/>
+          </w:rPr>
+          <w:t>https://www.w3.org/WAI/tutorials/</w:t>
+        </w:r>
+      </w:hyperlink>
+    </w:p>
+    <w:p>
+      <w:pPr>
+        <w:numPr>
+          <w:ilvl w:val="0"/>
+          <w:numId w:val="6"/>
+        </w:numPr>
+        <w:spacing w:line="240" w:lineRule="auto"/>
+        <w:contextualSpacing/>
+        <w:jc w:val="both"/>
+        <w:rPr>
+          <w:rFonts w:ascii="Aptos" w:eastAsia="Times New Roman" w:hAnsi="Aptos" w:cs="Times New Roman"/>
+          <w:kern w:val="2"/>
+          <w:sz w:val="24"/>
+          <w:szCs w:val="24"/>
+        </w:rPr>
+      </w:pPr>
+      <w:r>
+        <w:rPr>
+          <w:rFonts w:ascii="Aptos" w:eastAsia="Times New Roman" w:hAnsi="Aptos" w:cs="Times New Roman"/>
+          <w:kern w:val="2"/>
+          <w:sz w:val="24"/>
+          <w:szCs w:val="24"/>
+        </w:rPr>
+        <w:t xml:space="preserve">Bootstrap documentation. Get started With Bootstrap </w:t>
+      </w:r>
+      <w:r>
+        <w:rPr>
+          <w:rFonts w:ascii="Aptos" w:eastAsia="Times New Roman" w:hAnsi="Aptos" w:cs="Times New Roman"/>
+          <w:kern w:val="2"/>
+          <w:sz w:val="24"/>
+          <w:szCs w:val="24"/>
+        </w:rPr>
+        <w:t>5.3:</w:t>
+      </w:r>
+      <w:r>
+        <w:rPr>
+          <w:rFonts w:ascii="Aptos" w:eastAsia="Times New Roman" w:hAnsi="Aptos" w:cs="Times New Roman"/>
+          <w:kern w:val="2"/>
+          <w:sz w:val="24"/>
+          <w:szCs w:val="24"/>
+        </w:rPr>
+        <w:t xml:space="preserve"> https://getbootstrap.com/docs/5.3/getting-started/</w:t>
+      </w:r>
+    </w:p>
+    <w:p>
+      <w:pPr>
+        <w:spacing w:line="278" w:lineRule="auto"/>
+        <w:rPr>
+          <w:rFonts w:ascii="Aptos" w:eastAsia="Times New Roman" w:hAnsi="Aptos" w:cs="Times New Roman"/>
+          <w:kern w:val="2"/>
+          <w:sz w:val="24"/>
+          <w:szCs w:val="24"/>
+        </w:rPr>
+      </w:pPr>
+    </w:p>
+    <w:p>
+      <w:pPr>
+        <w:pStyle w:val="NoSpacing"/>
+        <w:rPr>
+          <w:rStyle w:val="Strong"/>
+          <w:lang w:val="en-GB"/>
+        </w:rPr>
+      </w:pPr>
+    </w:p>
+    <w:p>
+      <w:pPr>
+        <w:pStyle w:val="NoSpacing"/>
+        <w:rPr>
+          <w:rStyle w:val="Strong"/>
+          <w:lang w:val="en-GB"/>
+        </w:rPr>
+      </w:pPr>
     </w:p>
     <w:p>
       <w:pPr>
@@ -1859,6 +2741,56 @@
 </w:document>
 </file>
 
+<file path=word/endnotes.xml><?xml version="1.0" encoding="utf-8"?>
+<w:endnotes xmlns:wpc="http://schemas.microsoft.com/office/word/2010/wordprocessingCanvas" xmlns:cx="http://schemas.microsoft.com/office/drawing/2014/chartex" xmlns:cx1="http://schemas.microsoft.com/office/drawing/2015/9/8/chartex" xmlns:cx2="http://schemas.microsoft.com/office/drawing/2015/10/21/chartex" xmlns:cx3="http://schemas.microsoft.com/office/drawing/2016/5/9/chartex" xmlns:cx4="http://schemas.microsoft.com/office/drawing/2016/5/10/chartex" xmlns:cx5="http://schemas.microsoft.com/office/drawing/2016/5/11/chartex" xmlns:cx6="http://schemas.microsoft.com/office/drawing/2016/5/12/chartex" xmlns:cx7="http://schemas.microsoft.com/office/drawing/2016/5/13/chartex" xmlns:cx8="http://schemas.microsoft.com/office/drawing/2016/5/14/chartex" xmlns:mc="http://schemas.openxmlformats.org/markup-compatibility/2006" xmlns:aink="http://schemas.microsoft.com/office/drawing/2016/ink" xmlns:am3d="http://schemas.microsoft.com/office/drawing/2017/model3d" xmlns:o="urn:schemas-microsoft-com:office:office" xmlns:r="http://schemas.openxmlformats.org/officeDocument/2006/relationships" xmlns:m="http://schemas.openxmlformats.org/officeDocument/2006/math" xmlns:v="urn:schemas-microsoft-com:vml" xmlns:wp14="http://schemas.microsoft.com/office/word/2010/wordprocessingDrawing" xmlns:wp="http://schemas.openxmlformats.org/drawingml/2006/wordprocessingDrawing" xmlns:w10="urn:schemas-microsoft-com:office:word" xmlns:w="http://schemas.openxmlformats.org/wordprocessingml/2006/main" xmlns:w14="http://schemas.microsoft.com/office/word/2010/wordml" xmlns:w15="http://schemas.microsoft.com/office/word/2012/wordml" xmlns:w16cex="http://schemas.microsoft.com/office/word/2018/wordml/cex" xmlns:w16cid="http://schemas.microsoft.com/office/word/2016/wordml/cid" xmlns:w16="http://schemas.microsoft.com/office/word/2018/wordml" xmlns:w16sdtdh="http://schemas.microsoft.com/office/word/2020/wordml/sdtdatahash" xmlns:w16se="http://schemas.microsoft.com/office/word/2015/wordml/symex" xmlns:wpg="http://schemas.microsoft.com/office/word/2010/wordprocessingGroup" xmlns:wpi="http://schemas.microsoft.com/office/word/2010/wordprocessingInk" xmlns:wne="http://schemas.microsoft.com/office/word/2006/wordml" xmlns:wps="http://schemas.microsoft.com/office/word/2010/wordprocessingShape" mc:Ignorable="w14 w15 w16se w16cid w16 w16cex w16sdtdh wp14">
+  <w:endnote w:type="separator" w:id="-1">
+    <w:p>
+      <w:pPr>
+        <w:spacing w:after="0" w:line="240" w:lineRule="auto"/>
+      </w:pPr>
+      <w:r>
+        <w:separator/>
+      </w:r>
+    </w:p>
+  </w:endnote>
+  <w:endnote w:type="continuationSeparator" w:id="0">
+    <w:p>
+      <w:pPr>
+        <w:spacing w:after="0" w:line="240" w:lineRule="auto"/>
+      </w:pPr>
+      <w:r>
+        <w:continuationSeparator/>
+      </w:r>
+    </w:p>
+  </w:endnote>
+</w:endnotes>
+</file>
+
+<file path=word/footnotes.xml><?xml version="1.0" encoding="utf-8"?>
+<w:footnotes xmlns:wpc="http://schemas.microsoft.com/office/word/2010/wordprocessingCanvas" xmlns:cx="http://schemas.microsoft.com/office/drawing/2014/chartex" xmlns:cx1="http://schemas.microsoft.com/office/drawing/2015/9/8/chartex" xmlns:cx2="http://schemas.microsoft.com/office/drawing/2015/10/21/chartex" xmlns:cx3="http://schemas.microsoft.com/office/drawing/2016/5/9/chartex" xmlns:cx4="http://schemas.microsoft.com/office/drawing/2016/5/10/chartex" xmlns:cx5="http://schemas.microsoft.com/office/drawing/2016/5/11/chartex" xmlns:cx6="http://schemas.microsoft.com/office/drawing/2016/5/12/chartex" xmlns:cx7="http://schemas.microsoft.com/office/drawing/2016/5/13/chartex" xmlns:cx8="http://schemas.microsoft.com/office/drawing/2016/5/14/chartex" xmlns:mc="http://schemas.openxmlformats.org/markup-compatibility/2006" xmlns:aink="http://schemas.microsoft.com/office/drawing/2016/ink" xmlns:am3d="http://schemas.microsoft.com/office/drawing/2017/model3d" xmlns:o="urn:schemas-microsoft-com:office:office" xmlns:r="http://schemas.openxmlformats.org/officeDocument/2006/relationships" xmlns:m="http://schemas.openxmlformats.org/officeDocument/2006/math" xmlns:v="urn:schemas-microsoft-com:vml" xmlns:wp14="http://schemas.microsoft.com/office/word/2010/wordprocessingDrawing" xmlns:wp="http://schemas.openxmlformats.org/drawingml/2006/wordprocessingDrawing" xmlns:w10="urn:schemas-microsoft-com:office:word" xmlns:w="http://schemas.openxmlformats.org/wordprocessingml/2006/main" xmlns:w14="http://schemas.microsoft.com/office/word/2010/wordml" xmlns:w15="http://schemas.microsoft.com/office/word/2012/wordml" xmlns:w16cex="http://schemas.microsoft.com/office/word/2018/wordml/cex" xmlns:w16cid="http://schemas.microsoft.com/office/word/2016/wordml/cid" xmlns:w16="http://schemas.microsoft.com/office/word/2018/wordml" xmlns:w16sdtdh="http://schemas.microsoft.com/office/word/2020/wordml/sdtdatahash" xmlns:w16se="http://schemas.microsoft.com/office/word/2015/wordml/symex" xmlns:wpg="http://schemas.microsoft.com/office/word/2010/wordprocessingGroup" xmlns:wpi="http://schemas.microsoft.com/office/word/2010/wordprocessingInk" xmlns:wne="http://schemas.microsoft.com/office/word/2006/wordml" xmlns:wps="http://schemas.microsoft.com/office/word/2010/wordprocessingShape" mc:Ignorable="w14 w15 w16se w16cid w16 w16cex w16sdtdh wp14">
+  <w:footnote w:type="separator" w:id="-1">
+    <w:p>
+      <w:pPr>
+        <w:spacing w:after="0" w:line="240" w:lineRule="auto"/>
+      </w:pPr>
+      <w:r>
+        <w:separator/>
+      </w:r>
+    </w:p>
+  </w:footnote>
+  <w:footnote w:type="continuationSeparator" w:id="0">
+    <w:p>
+      <w:pPr>
+        <w:spacing w:after="0" w:line="240" w:lineRule="auto"/>
+      </w:pPr>
+      <w:r>
+        <w:continuationSeparator/>
+      </w:r>
+    </w:p>
+  </w:footnote>
+</w:footnotes>
+</file>
+
 <file path=word/numbering.xml><?xml version="1.0" encoding="utf-8"?>
 <w:numbering xmlns:wpc="http://schemas.microsoft.com/office/word/2010/wordprocessingCanvas" xmlns:cx="http://schemas.microsoft.com/office/drawing/2014/chartex" xmlns:cx1="http://schemas.microsoft.com/office/drawing/2015/9/8/chartex" xmlns:cx2="http://schemas.microsoft.com/office/drawing/2015/10/21/chartex" xmlns:cx3="http://schemas.microsoft.com/office/drawing/2016/5/9/chartex" xmlns:cx4="http://schemas.microsoft.com/office/drawing/2016/5/10/chartex" xmlns:cx5="http://schemas.microsoft.com/office/drawing/2016/5/11/chartex" xmlns:cx6="http://schemas.microsoft.com/office/drawing/2016/5/12/chartex" xmlns:cx7="http://schemas.microsoft.com/office/drawing/2016/5/13/chartex" xmlns:cx8="http://schemas.microsoft.com/office/drawing/2016/5/14/chartex" xmlns:mc="http://schemas.openxmlformats.org/markup-compatibility/2006" xmlns:aink="http://schemas.microsoft.com/office/drawing/2016/ink" xmlns:am3d="http://schemas.microsoft.com/office/drawing/2017/model3d" xmlns:o="urn:schemas-microsoft-com:office:office" xmlns:r="http://schemas.openxmlformats.org/officeDocument/2006/relationships" xmlns:m="http://schemas.openxmlformats.org/officeDocument/2006/math" xmlns:v="urn:schemas-microsoft-com:vml" xmlns:wp14="http://schemas.microsoft.com/office/word/2010/wordprocessingDrawing" xmlns:wp="http://schemas.openxmlformats.org/drawingml/2006/wordprocessingDrawing" xmlns:w10="urn:schemas-microsoft-com:office:word" xmlns:w="http://schemas.openxmlformats.org/wordprocessingml/2006/main" xmlns:w14="http://schemas.microsoft.com/office/word/2010/wordml" xmlns:w15="http://schemas.microsoft.com/office/word/2012/wordml" xmlns:w16cex="http://schemas.microsoft.com/office/word/2018/wordml/cex" xmlns:w16cid="http://schemas.microsoft.com/office/word/2016/wordml/cid" xmlns:w16="http://schemas.microsoft.com/office/word/2018/wordml" xmlns:w16sdtdh="http://schemas.microsoft.com/office/word/2020/wordml/sdtdatahash" xmlns:w16se="http://schemas.microsoft.com/office/word/2015/wordml/symex" xmlns:wpg="http://schemas.microsoft.com/office/word/2010/wordprocessingGroup" xmlns:wpi="http://schemas.microsoft.com/office/word/2010/wordprocessingInk" xmlns:wne="http://schemas.microsoft.com/office/word/2006/wordml" xmlns:wps="http://schemas.microsoft.com/office/word/2010/wordprocessingShape" mc:Ignorable="w14 w15 w16se w16cid w16 w16cex w16sdtdh wp14">
   <w:abstractNum w:abstractNumId="0" w15:restartNumberingAfterBreak="0">
@@ -1951,6 +2883,119 @@
     </w:lvl>
   </w:abstractNum>
   <w:abstractNum w:abstractNumId="1" w15:restartNumberingAfterBreak="0">
+    <w:nsid w:val="4A932FFD"/>
+    <w:multiLevelType w:val="hybridMultilevel"/>
+    <w:tmpl w:val="9274D64A"/>
+    <w:lvl w:ilvl="0" w:tplc="20000001">
+      <w:start w:val="1"/>
+      <w:numFmt w:val="bullet"/>
+      <w:lvlText w:val=""/>
+      <w:lvlJc w:val="left"/>
+      <w:pPr>
+        <w:ind w:left="1250" w:hanging="360"/>
+      </w:pPr>
+      <w:rPr>
+        <w:rFonts w:ascii="Symbol" w:hAnsi="Symbol" w:hint="default"/>
+      </w:rPr>
+    </w:lvl>
+    <w:lvl w:ilvl="1" w:tplc="20000003" w:tentative="1">
+      <w:start w:val="1"/>
+      <w:numFmt w:val="bullet"/>
+      <w:lvlText w:val="o"/>
+      <w:lvlJc w:val="left"/>
+      <w:pPr>
+        <w:ind w:left="1970" w:hanging="360"/>
+      </w:pPr>
+      <w:rPr>
+        <w:rFonts w:ascii="Courier New" w:hAnsi="Courier New" w:hint="default"/>
+      </w:rPr>
+    </w:lvl>
+    <w:lvl w:ilvl="2" w:tplc="20000005" w:tentative="1">
+      <w:start w:val="1"/>
+      <w:numFmt w:val="bullet"/>
+      <w:lvlText w:val=""/>
+      <w:lvlJc w:val="left"/>
+      <w:pPr>
+        <w:ind w:left="2690" w:hanging="360"/>
+      </w:pPr>
+      <w:rPr>
+        <w:rFonts w:ascii="Wingdings" w:hAnsi="Wingdings" w:hint="default"/>
+      </w:rPr>
+    </w:lvl>
+    <w:lvl w:ilvl="3" w:tplc="20000001" w:tentative="1">
+      <w:start w:val="1"/>
+      <w:numFmt w:val="bullet"/>
+      <w:lvlText w:val=""/>
+      <w:lvlJc w:val="left"/>
+      <w:pPr>
+        <w:ind w:left="3410" w:hanging="360"/>
+      </w:pPr>
+      <w:rPr>
+        <w:rFonts w:ascii="Symbol" w:hAnsi="Symbol" w:hint="default"/>
+      </w:rPr>
+    </w:lvl>
+    <w:lvl w:ilvl="4" w:tplc="20000003" w:tentative="1">
+      <w:start w:val="1"/>
+      <w:numFmt w:val="bullet"/>
+      <w:lvlText w:val="o"/>
+      <w:lvlJc w:val="left"/>
+      <w:pPr>
+        <w:ind w:left="4130" w:hanging="360"/>
+      </w:pPr>
+      <w:rPr>
+        <w:rFonts w:ascii="Courier New" w:hAnsi="Courier New" w:hint="default"/>
+      </w:rPr>
+    </w:lvl>
+    <w:lvl w:ilvl="5" w:tplc="20000005" w:tentative="1">
+      <w:start w:val="1"/>
+      <w:numFmt w:val="bullet"/>
+      <w:lvlText w:val=""/>
+      <w:lvlJc w:val="left"/>
+      <w:pPr>
+        <w:ind w:left="4850" w:hanging="360"/>
+      </w:pPr>
+      <w:rPr>
+        <w:rFonts w:ascii="Wingdings" w:hAnsi="Wingdings" w:hint="default"/>
+      </w:rPr>
+    </w:lvl>
+    <w:lvl w:ilvl="6" w:tplc="20000001" w:tentative="1">
+      <w:start w:val="1"/>
+      <w:numFmt w:val="bullet"/>
+      <w:lvlText w:val=""/>
+      <w:lvlJc w:val="left"/>
+      <w:pPr>
+        <w:ind w:left="5570" w:hanging="360"/>
+      </w:pPr>
+      <w:rPr>
+        <w:rFonts w:ascii="Symbol" w:hAnsi="Symbol" w:hint="default"/>
+      </w:rPr>
+    </w:lvl>
+    <w:lvl w:ilvl="7" w:tplc="20000003" w:tentative="1">
+      <w:start w:val="1"/>
+      <w:numFmt w:val="bullet"/>
+      <w:lvlText w:val="o"/>
+      <w:lvlJc w:val="left"/>
+      <w:pPr>
+        <w:ind w:left="6290" w:hanging="360"/>
+      </w:pPr>
+      <w:rPr>
+        <w:rFonts w:ascii="Courier New" w:hAnsi="Courier New" w:hint="default"/>
+      </w:rPr>
+    </w:lvl>
+    <w:lvl w:ilvl="8" w:tplc="20000005" w:tentative="1">
+      <w:start w:val="1"/>
+      <w:numFmt w:val="bullet"/>
+      <w:lvlText w:val=""/>
+      <w:lvlJc w:val="left"/>
+      <w:pPr>
+        <w:ind w:left="7010" w:hanging="360"/>
+      </w:pPr>
+      <w:rPr>
+        <w:rFonts w:ascii="Wingdings" w:hAnsi="Wingdings" w:hint="default"/>
+      </w:rPr>
+    </w:lvl>
+  </w:abstractNum>
+  <w:abstractNum w:abstractNumId="2" w15:restartNumberingAfterBreak="0">
     <w:nsid w:val="4E322BEA"/>
     <w:multiLevelType w:val="hybridMultilevel"/>
     <w:tmpl w:val="F23438DA"/>
@@ -2063,7 +3108,7 @@
       </w:rPr>
     </w:lvl>
   </w:abstractNum>
-  <w:abstractNum w:abstractNumId="2" w15:restartNumberingAfterBreak="0">
+  <w:abstractNum w:abstractNumId="3" w15:restartNumberingAfterBreak="0">
     <w:nsid w:val="688466C5"/>
     <w:multiLevelType w:val="hybridMultilevel"/>
     <w:tmpl w:val="AF6C77BA"/>
@@ -2176,7 +3221,7 @@
       </w:rPr>
     </w:lvl>
   </w:abstractNum>
-  <w:abstractNum w:abstractNumId="3" w15:restartNumberingAfterBreak="0">
+  <w:abstractNum w:abstractNumId="4" w15:restartNumberingAfterBreak="0">
     <w:nsid w:val="74594B62"/>
     <w:multiLevelType w:val="hybridMultilevel"/>
     <w:tmpl w:val="40A0C184"/>
@@ -2262,7 +3307,7 @@
       </w:pPr>
     </w:lvl>
   </w:abstractNum>
-  <w:abstractNum w:abstractNumId="4" w15:restartNumberingAfterBreak="0">
+  <w:abstractNum w:abstractNumId="5" w15:restartNumberingAfterBreak="0">
     <w:nsid w:val="76B24AF7"/>
     <w:multiLevelType w:val="hybridMultilevel"/>
     <w:tmpl w:val="667294D0"/>
@@ -2352,19 +3397,22 @@
     </w:lvl>
   </w:abstractNum>
   <w:num w:numId="1">
-    <w:abstractNumId w:val="1"/>
+    <w:abstractNumId w:val="2"/>
   </w:num>
   <w:num w:numId="2">
+    <w:abstractNumId w:val="4"/>
+  </w:num>
+  <w:num w:numId="3">
     <w:abstractNumId w:val="3"/>
   </w:num>
-  <w:num w:numId="3">
-    <w:abstractNumId w:val="2"/>
-  </w:num>
   <w:num w:numId="4">
-    <w:abstractNumId w:val="4"/>
+    <w:abstractNumId w:val="5"/>
   </w:num>
   <w:num w:numId="5">
     <w:abstractNumId w:val="0"/>
+  </w:num>
+  <w:num w:numId="6">
+    <w:abstractNumId w:val="1"/>
   </w:num>
 </w:numbering>
 </file>
@@ -2814,7 +3862,6 @@
   <w:style w:type="character" w:default="1" w:styleId="DefaultParagraphFont">
     <w:name w:val="Default Paragraph Font"/>
     <w:uiPriority w:val="1"/>
-    <w:semiHidden/>
     <w:unhideWhenUsed/>
   </w:style>
   <w:style w:type="table" w:default="1" w:styleId="TableNormal">
@@ -3051,6 +4098,69 @@
       <w:sz w:val="32"/>
       <w:szCs w:val="32"/>
     </w:rPr>
+  </w:style>
+  <w:style w:type="paragraph" w:styleId="Header">
+    <w:name w:val="header"/>
+    <w:basedOn w:val="Normal"/>
+    <w:link w:val="HeaderChar"/>
+    <w:uiPriority w:val="99"/>
+    <w:unhideWhenUsed/>
+    <w:rsid w:val="008F5C4F"/>
+    <w:pPr>
+      <w:tabs>
+        <w:tab w:val="center" w:pos="4513"/>
+        <w:tab w:val="right" w:pos="9026"/>
+      </w:tabs>
+      <w:spacing w:after="0" w:line="240" w:lineRule="auto"/>
+    </w:pPr>
+  </w:style>
+  <w:style w:type="character" w:customStyle="1" w:styleId="HeaderChar">
+    <w:name w:val="Header Char"/>
+    <w:basedOn w:val="DefaultParagraphFont"/>
+    <w:link w:val="Header"/>
+    <w:uiPriority w:val="99"/>
+    <w:rsid w:val="008F5C4F"/>
+  </w:style>
+  <w:style w:type="paragraph" w:styleId="Footer">
+    <w:name w:val="footer"/>
+    <w:basedOn w:val="Normal"/>
+    <w:link w:val="FooterChar"/>
+    <w:uiPriority w:val="99"/>
+    <w:unhideWhenUsed/>
+    <w:rsid w:val="008F5C4F"/>
+    <w:pPr>
+      <w:tabs>
+        <w:tab w:val="center" w:pos="4513"/>
+        <w:tab w:val="right" w:pos="9026"/>
+      </w:tabs>
+      <w:spacing w:after="0" w:line="240" w:lineRule="auto"/>
+    </w:pPr>
+  </w:style>
+  <w:style w:type="character" w:customStyle="1" w:styleId="FooterChar">
+    <w:name w:val="Footer Char"/>
+    <w:basedOn w:val="DefaultParagraphFont"/>
+    <w:link w:val="Footer"/>
+    <w:uiPriority w:val="99"/>
+    <w:rsid w:val="008F5C4F"/>
+  </w:style>
+  <w:style w:type="table" w:styleId="TableGrid">
+    <w:name w:val="Table Grid"/>
+    <w:basedOn w:val="TableNormal"/>
+    <w:uiPriority w:val="39"/>
+    <w:rsid w:val="00534781"/>
+    <w:pPr>
+      <w:spacing w:after="0" w:line="240" w:lineRule="auto"/>
+    </w:pPr>
+    <w:tblPr>
+      <w:tblBorders>
+        <w:top w:val="single" w:sz="4" w:space="0" w:color="auto"/>
+        <w:left w:val="single" w:sz="4" w:space="0" w:color="auto"/>
+        <w:bottom w:val="single" w:sz="4" w:space="0" w:color="auto"/>
+        <w:right w:val="single" w:sz="4" w:space="0" w:color="auto"/>
+        <w:insideH w:val="single" w:sz="4" w:space="0" w:color="auto"/>
+        <w:insideV w:val="single" w:sz="4" w:space="0" w:color="auto"/>
+      </w:tblBorders>
+    </w:tblPr>
   </w:style>
 </w:styles>
 </file>
@@ -3348,4 +4458,16 @@
     </a:ext>
   </a:extLst>
 </a:theme>
+</file>
+
+<file path=customXml/item1.xml><?xml version="1.0" encoding="utf-8"?>
+<b:Sources xmlns:b="http://schemas.openxmlformats.org/officeDocument/2006/bibliography" xmlns="http://schemas.openxmlformats.org/officeDocument/2006/bibliography" SelectedStyle="\APASixthEditionOfficeOnline.xsl" StyleName="APA" Version="6"/>
+</file>
+
+<file path=customXml/itemProps1.xml><?xml version="1.0" encoding="utf-8"?>
+<ds:datastoreItem xmlns:ds="http://schemas.openxmlformats.org/officeDocument/2006/customXml" ds:itemID="{A16E64C0-ADA4-4B8F-87C8-D18014DE5DEF}">
+  <ds:schemaRefs>
+    <ds:schemaRef ds:uri="http://schemas.openxmlformats.org/officeDocument/2006/bibliography"/>
+  </ds:schemaRefs>
+</ds:datastoreItem>
 </file>